--- a/docs/HAZARD_ADVANCEMENT_PAPER.docx
+++ b/docs/HAZARD_ADVANCEMENT_PAPER.docx
@@ -52,6 +52,211 @@
         </w:p>
       </w:sdtContent>
     </w:sdt>
+    <w:p>
+      <w:pPr>
+        <w:pStyle w:val="BlockText"/>
+      </w:pPr>
+      <w:r>
+        <w:rPr>
+          <w:b/>
+          <w:bCs/>
+        </w:rPr>
+        <w:t xml:space="preserve">Status - proposal for INFORM Calc Engine v2.</w:t>
+      </w:r>
+      <w:r>
+        <w:t xml:space="preserve"> </w:t>
+      </w:r>
+      <w:r>
+        <w:t xml:space="preserve">The operational model (</w:t>
+      </w:r>
+      <w:r>
+        <w:rPr>
+          <w:b/>
+          <w:bCs/>
+        </w:rPr>
+        <w:t xml:space="preserve">v1</w:t>
+      </w:r>
+      <w:r>
+        <w:t xml:space="preserve">) keeps the INFORM</w:t>
+      </w:r>
+      <w:r>
+        <w:t xml:space="preserve"> </w:t>
+      </w:r>
+      <w:r>
+        <w:t xml:space="preserve">aggregation engine</w:t>
+      </w:r>
+      <w:r>
+        <w:t xml:space="preserve"> </w:t>
+      </w:r>
+      <w:r>
+        <w:rPr>
+          <w:b/>
+          <w:bCs/>
+        </w:rPr>
+        <w:t xml:space="preserve">exactly</w:t>
+      </w:r>
+      <w:r>
+        <w:t xml:space="preserve"> </w:t>
+      </w:r>
+      <w:r>
+        <w:t xml:space="preserve">as the official Excel workbook - verified formula-by-formula, written in</w:t>
+      </w:r>
+      <w:r>
+        <w:t xml:space="preserve"> </w:t>
+      </w:r>
+      <w:r>
+        <w:t xml:space="preserve">the code in the workbook’s own literal form (product</w:t>
+      </w:r>
+      <w:r>
+        <w:t xml:space="preserve"> </w:t>
+      </w:r>
+      <w:r>
+        <w:rPr>
+          <w:rStyle w:val="VerbatimChar"/>
+        </w:rPr>
+        <w:t xml:space="preserve">GEOMEAN</w:t>
+      </w:r>
+      <w:r>
+        <w:t xml:space="preserve">, product of cube roots,</w:t>
+      </w:r>
+      <w:r>
+        <w:t xml:space="preserve"> </w:t>
+      </w:r>
+      <w:r>
+        <w:rPr>
+          <w:rStyle w:val="VerbatimChar"/>
+        </w:rPr>
+        <w:t xml:space="preserve">AVERAGE</w:t>
+      </w:r>
+      <w:r>
+        <w:t xml:space="preserve">,</w:t>
+      </w:r>
+      <w:r>
+        <w:t xml:space="preserve"> </w:t>
+      </w:r>
+      <w:r>
+        <w:t xml:space="preserve">min-max). The advancements documented in this paper are a</w:t>
+      </w:r>
+      <w:r>
+        <w:t xml:space="preserve"> </w:t>
+      </w:r>
+      <w:r>
+        <w:rPr>
+          <w:b/>
+          <w:bCs/>
+        </w:rPr>
+        <w:t xml:space="preserve">proposal</w:t>
+      </w:r>
+      <w:r>
+        <w:t xml:space="preserve">; once validated (</w:t>
+      </w:r>
+      <w:r>
+        <w:t xml:space="preserve">“when it</w:t>
+      </w:r>
+      <w:r>
+        <w:t xml:space="preserve"> </w:t>
+      </w:r>
+      <w:r>
+        <w:t xml:space="preserve">passes”</w:t>
+      </w:r>
+      <w:r>
+        <w:t xml:space="preserve">) they are implemented as</w:t>
+      </w:r>
+      <w:r>
+        <w:t xml:space="preserve"> </w:t>
+      </w:r>
+      <w:r>
+        <w:rPr>
+          <w:b/>
+          <w:bCs/>
+        </w:rPr>
+        <w:t xml:space="preserve">INFORM Calc Engine v2</w:t>
+      </w:r>
+      <w:r>
+        <w:t xml:space="preserve">. In short:</w:t>
+      </w:r>
+      <w:r>
+        <w:t xml:space="preserve"> </w:t>
+      </w:r>
+      <w:r>
+        <w:rPr>
+          <w:b/>
+          <w:bCs/>
+        </w:rPr>
+        <w:t xml:space="preserve">v1 = exact INFORM now; v2 =</w:t>
+      </w:r>
+      <w:r>
+        <w:rPr>
+          <w:b/>
+          <w:bCs/>
+        </w:rPr>
+        <w:t xml:space="preserve"> </w:t>
+      </w:r>
+      <w:r>
+        <w:rPr>
+          <w:b/>
+          <w:bCs/>
+        </w:rPr>
+        <w:t xml:space="preserve">these advancements next</w:t>
+      </w:r>
+      <w:r>
+        <w:t xml:space="preserve">. This is one of three documents - (1) the operational</w:t>
+      </w:r>
+      <w:r>
+        <w:t xml:space="preserve"> </w:t>
+      </w:r>
+      <w:r>
+        <w:rPr>
+          <w:b/>
+          <w:bCs/>
+        </w:rPr>
+        <w:t xml:space="preserve">Manual</w:t>
+      </w:r>
+      <w:r>
+        <w:t xml:space="preserve">, (2) the</w:t>
+      </w:r>
+      <w:r>
+        <w:t xml:space="preserve"> </w:t>
+      </w:r>
+      <w:r>
+        <w:rPr>
+          <w:b/>
+          <w:bCs/>
+        </w:rPr>
+        <w:t xml:space="preserve">Exact-formula reference</w:t>
+      </w:r>
+      <w:r>
+        <w:t xml:space="preserve"> </w:t>
+      </w:r>
+      <w:r>
+        <w:t xml:space="preserve">(</w:t>
+      </w:r>
+      <w:r>
+        <w:rPr>
+          <w:rStyle w:val="VerbatimChar"/>
+        </w:rPr>
+        <w:t xml:space="preserve">INFORM_CALCULATION_ENGINE.docx</w:t>
+      </w:r>
+      <w:r>
+        <w:t xml:space="preserve">, what v1 runs), and (3) this</w:t>
+      </w:r>
+      <w:r>
+        <w:t xml:space="preserve"> </w:t>
+      </w:r>
+      <w:r>
+        <w:rPr>
+          <w:b/>
+          <w:bCs/>
+        </w:rPr>
+        <w:t xml:space="preserve">Paper</w:t>
+      </w:r>
+      <w:r>
+        <w:t xml:space="preserve"> </w:t>
+      </w:r>
+      <w:r>
+        <w:t xml:space="preserve">(the v2 proposal).</w:t>
+      </w:r>
+    </w:p>
     <w:bookmarkStart w:id="9" w:name="abstract"/>
     <w:p>
       <w:pPr>

--- a/docs/HAZARD_ADVANCEMENT_PAPER.docx
+++ b/docs/HAZARD_ADVANCEMENT_PAPER.docx
@@ -504,13 +504,55 @@
         <w:t xml:space="preserve"> </w:t>
       </w:r>
       <w:r>
-        <w:t xml:space="preserve">geography. The flood, heatwave and exposure advancements are summarised; engine-level refinements (IQR</w:t>
-      </w:r>
-      <w:r>
-        <w:t xml:space="preserve"> </w:t>
-      </w:r>
-      <w:r>
-        <w:t xml:space="preserve">capping of recomputed indicators, custom vs data-range references) are deferred to future work by design.</w:t>
+        <w:t xml:space="preserve">geography. The flood, heatwave and exposure advancements are summarised. Finally we open a</w:t>
+      </w:r>
+      <w:r>
+        <w:t xml:space="preserve"> </w:t>
+      </w:r>
+      <w:r>
+        <w:rPr>
+          <w:b/>
+          <w:bCs/>
+        </w:rPr>
+        <w:t xml:space="preserve">living, four-tier v2</w:t>
+      </w:r>
+      <w:r>
+        <w:rPr>
+          <w:b/>
+          <w:bCs/>
+        </w:rPr>
+        <w:t xml:space="preserve"> </w:t>
+      </w:r>
+      <w:r>
+        <w:rPr>
+          <w:b/>
+          <w:bCs/>
+        </w:rPr>
+        <w:t xml:space="preserve">issue register</w:t>
+      </w:r>
+      <w:r>
+        <w:t xml:space="preserve"> </w:t>
+      </w:r>
+      <w:r>
+        <w:t xml:space="preserve">(Section 8) - engine-fidelity, hazard-evidence, exposure/vulnerability resolution, and</w:t>
+      </w:r>
+      <w:r>
+        <w:t xml:space="preserve"> </w:t>
+      </w:r>
+      <w:r>
+        <w:t xml:space="preserve">validation - and the three cross-cutting insights (stable references, hazard-specific exposure, outcome</w:t>
+      </w:r>
+      <w:r>
+        <w:t xml:space="preserve"> </w:t>
+      </w:r>
+      <w:r>
+        <w:t xml:space="preserve">validation) that anchor it (Section 9). Every item is a proposal for a future, separately-validated INFORM</w:t>
+      </w:r>
+      <w:r>
+        <w:t xml:space="preserve"> </w:t>
+      </w:r>
+      <w:r>
+        <w:t xml:space="preserve">Calc Engine v2; none changes the v1 engine running today.</w:t>
       </w:r>
     </w:p>
     <w:bookmarkEnd w:id="9"/>
@@ -3327,13 +3369,2107 @@
       </w:r>
     </w:p>
     <w:bookmarkEnd w:id="19"/>
-    <w:bookmarkStart w:id="20" w:name="Xd414a3f644f665479d4f36b8d81f1a14f467c09"/>
+    <w:bookmarkStart w:id="24" w:name="X86369422635db2b8486459af8fcdb262b9dafea"/>
     <w:p>
       <w:pPr>
         <w:pStyle w:val="Heading1"/>
       </w:pPr>
       <w:r>
-        <w:t xml:space="preserve">8. Limitations and future work (engine stays as INFORM)</w:t>
+        <w:t xml:space="preserve">8. The v2 roadmap - a structured issue register</w:t>
+      </w:r>
+    </w:p>
+    <w:p>
+      <w:pPr>
+        <w:pStyle w:val="FirstParagraph"/>
+      </w:pPr>
+      <w:r>
+        <w:t xml:space="preserve">The advancements above open a</w:t>
+      </w:r>
+      <w:r>
+        <w:t xml:space="preserve"> </w:t>
+      </w:r>
+      <w:r>
+        <w:rPr>
+          <w:b/>
+          <w:bCs/>
+        </w:rPr>
+        <w:t xml:space="preserve">living register</w:t>
+      </w:r>
+      <w:r>
+        <w:t xml:space="preserve"> </w:t>
+      </w:r>
+      <w:r>
+        <w:t xml:space="preserve">of issues to resolve in INFORM Calc Engine v2. Each is</w:t>
+      </w:r>
+      <w:r>
+        <w:t xml:space="preserve"> </w:t>
+      </w:r>
+      <w:r>
+        <w:t xml:space="preserve">recorded with the same discipline: what the workbook (or INFORM) does, what v1 does today, the proposed v2</w:t>
+      </w:r>
+      <w:r>
+        <w:t xml:space="preserve"> </w:t>
+      </w:r>
+      <w:r>
+        <w:t xml:space="preserve">method, and the expected impact. The register runs in four tiers, from</w:t>
+      </w:r>
+      <w:r>
+        <w:t xml:space="preserve"> </w:t>
+      </w:r>
+      <w:r>
+        <w:t xml:space="preserve">“make the standardisation literally</w:t>
+      </w:r>
+      <w:r>
+        <w:t xml:space="preserve"> </w:t>
+      </w:r>
+      <w:r>
+        <w:t xml:space="preserve">match the workbook”</w:t>
+      </w:r>
+      <w:r>
+        <w:t xml:space="preserve"> </w:t>
+      </w:r>
+      <w:r>
+        <w:t xml:space="preserve">to</w:t>
+      </w:r>
+      <w:r>
+        <w:t xml:space="preserve"> </w:t>
+      </w:r>
+      <w:r>
+        <w:t xml:space="preserve">“advance the science of the hazard layers”</w:t>
+      </w:r>
+      <w:r>
+        <w:t xml:space="preserve"> </w:t>
+      </w:r>
+      <w:r>
+        <w:t xml:space="preserve">to</w:t>
+      </w:r>
+      <w:r>
+        <w:t xml:space="preserve"> </w:t>
+      </w:r>
+      <w:r>
+        <w:t xml:space="preserve">“prove the index predicts reality”</w:t>
+      </w:r>
+      <w:r>
+        <w:t xml:space="preserve">.</w:t>
+      </w:r>
+      <w:r>
+        <w:t xml:space="preserve"> </w:t>
+      </w:r>
+      <w:r>
+        <w:t xml:space="preserve">Nothing here changes the v1 engine; each item is implemented only after separate validation.</w:t>
+      </w:r>
+    </w:p>
+    <w:bookmarkStart w:id="20" w:name="Xd3e301540bc4b236e231ccb22749968076aea7c"/>
+    <w:p>
+      <w:pPr>
+        <w:pStyle w:val="Heading2"/>
+      </w:pPr>
+      <w:r>
+        <w:t xml:space="preserve">Tier 1 - Engine fidelity (close the last standardisation gap with the workbook)</w:t>
+      </w:r>
+    </w:p>
+    <w:p>
+      <w:pPr>
+        <w:pStyle w:val="FirstParagraph"/>
+      </w:pPr>
+      <w:r>
+        <w:t xml:space="preserve">v1 reproduces the workbook’s</w:t>
+      </w:r>
+      <w:r>
+        <w:t xml:space="preserve"> </w:t>
+      </w:r>
+      <w:r>
+        <w:rPr>
+          <w:b/>
+          <w:bCs/>
+        </w:rPr>
+        <w:t xml:space="preserve">aggregation</w:t>
+      </w:r>
+      <w:r>
+        <w:t xml:space="preserve"> </w:t>
+      </w:r>
+      <w:r>
+        <w:t xml:space="preserve">exactly - mean, scaled geomean, cube root, verified 0/195. The</w:t>
+      </w:r>
+      <w:r>
+        <w:t xml:space="preserve"> </w:t>
+      </w:r>
+      <w:r>
+        <w:t xml:space="preserve">remaining gap is in the</w:t>
+      </w:r>
+      <w:r>
+        <w:t xml:space="preserve"> </w:t>
+      </w:r>
+      <w:r>
+        <w:rPr>
+          <w:b/>
+          <w:bCs/>
+        </w:rPr>
+        <w:t xml:space="preserve">standardisation</w:t>
+      </w:r>
+      <w:r>
+        <w:t xml:space="preserve"> </w:t>
+      </w:r>
+      <w:r>
+        <w:t xml:space="preserve">of our</w:t>
+      </w:r>
+      <w:r>
+        <w:t xml:space="preserve"> </w:t>
+      </w:r>
+      <w:r>
+        <w:rPr>
+          <w:i/>
+          <w:iCs/>
+        </w:rPr>
+        <w:t xml:space="preserve">recomputed</w:t>
+      </w:r>
+      <w:r>
+        <w:t xml:space="preserve"> </w:t>
+      </w:r>
+      <w:r>
+        <w:t xml:space="preserve">indicators (the companion</w:t>
+      </w:r>
+      <w:r>
+        <w:t xml:space="preserve"> </w:t>
+      </w:r>
+      <w:r>
+        <w:rPr>
+          <w:rStyle w:val="VerbatimChar"/>
+        </w:rPr>
+        <w:t xml:space="preserve">INFORM_CALCULATION_ENGINE.docx</w:t>
+      </w:r>
+      <w:r>
+        <w:t xml:space="preserve"> </w:t>
+      </w:r>
+      <w:r>
+        <w:t xml:space="preserve">flags A-G). v2 closes it:</w:t>
+      </w:r>
+    </w:p>
+    <w:tbl>
+      <w:tblPr>
+        <w:tblStyle w:val="Table"/>
+        <w:tblW w:type="pct" w:w="5000"/>
+        <w:tblLayout w:type="fixed"/>
+        <w:tblLook w:firstRow="1" w:lastRow="0" w:firstColumn="0" w:lastColumn="0" w:noHBand="0" w:noVBand="0" w:val="0020"/>
+      </w:tblPr>
+      <w:tblGrid>
+        <w:gridCol w:w="1320"/>
+        <w:gridCol w:w="1320"/>
+        <w:gridCol w:w="1320"/>
+        <w:gridCol w:w="1320"/>
+        <w:gridCol w:w="1320"/>
+        <w:gridCol w:w="1320"/>
+      </w:tblGrid>
+      <w:tr>
+        <w:trPr>
+          <w:tblHeader w:val="on"/>
+        </w:trPr>
+        <w:tc>
+          <w:tcPr/>
+          <w:p>
+            <w:pPr>
+              <w:pStyle w:val="Compact"/>
+            </w:pPr>
+            <w:r>
+              <w:t xml:space="preserve">#</w:t>
+            </w:r>
+          </w:p>
+        </w:tc>
+        <w:tc>
+          <w:tcPr/>
+          <w:p>
+            <w:pPr>
+              <w:pStyle w:val="Compact"/>
+            </w:pPr>
+            <w:r>
+              <w:t xml:space="preserve">Issue</w:t>
+            </w:r>
+          </w:p>
+        </w:tc>
+        <w:tc>
+          <w:tcPr/>
+          <w:p>
+            <w:pPr>
+              <w:pStyle w:val="Compact"/>
+            </w:pPr>
+            <w:r>
+              <w:t xml:space="preserve">Workbook</w:t>
+            </w:r>
+          </w:p>
+        </w:tc>
+        <w:tc>
+          <w:tcPr/>
+          <w:p>
+            <w:pPr>
+              <w:pStyle w:val="Compact"/>
+            </w:pPr>
+            <w:r>
+              <w:t xml:space="preserve">v1 today</w:t>
+            </w:r>
+          </w:p>
+        </w:tc>
+        <w:tc>
+          <w:tcPr/>
+          <w:p>
+            <w:pPr>
+              <w:pStyle w:val="Compact"/>
+            </w:pPr>
+            <w:r>
+              <w:t xml:space="preserve">v2 method</w:t>
+            </w:r>
+          </w:p>
+        </w:tc>
+        <w:tc>
+          <w:tcPr/>
+          <w:p>
+            <w:pPr>
+              <w:pStyle w:val="Compact"/>
+            </w:pPr>
+            <w:r>
+              <w:t xml:space="preserve">Impact</w:t>
+            </w:r>
+          </w:p>
+        </w:tc>
+      </w:tr>
+      <w:tr>
+        <w:tc>
+          <w:tcPr/>
+          <w:p>
+            <w:pPr>
+              <w:pStyle w:val="Compact"/>
+            </w:pPr>
+            <w:r>
+              <w:t xml:space="preserve">B</w:t>
+            </w:r>
+          </w:p>
+        </w:tc>
+        <w:tc>
+          <w:tcPr/>
+          <w:p>
+            <w:pPr>
+              <w:pStyle w:val="Compact"/>
+            </w:pPr>
+            <w:r>
+              <w:rPr>
+                <w:b/>
+                <w:bCs/>
+              </w:rPr>
+              <w:t xml:space="preserve">Outlier capping</w:t>
+            </w:r>
+          </w:p>
+        </w:tc>
+        <w:tc>
+          <w:tcPr/>
+          <w:p>
+            <w:pPr>
+              <w:pStyle w:val="Compact"/>
+            </w:pPr>
+            <w:r>
+              <w:t xml:space="preserve">Tukey Q1-1.5·IQR / Q3+1.5·IQR before min-max, a</w:t>
+            </w:r>
+            <w:r>
+              <w:t xml:space="preserve"> </w:t>
+            </w:r>
+            <w:r>
+              <w:rPr>
+                <w:b/>
+                <w:bCs/>
+              </w:rPr>
+              <w:t xml:space="preserve">per-indicator toggle</w:t>
+            </w:r>
+          </w:p>
+        </w:tc>
+        <w:tc>
+          <w:tcPr/>
+          <w:p>
+            <w:pPr>
+              <w:pStyle w:val="Compact"/>
+            </w:pPr>
+            <w:r>
+              <w:t xml:space="preserve">no cap on recomputed series</w:t>
+            </w:r>
+          </w:p>
+        </w:tc>
+        <w:tc>
+          <w:tcPr/>
+          <w:p>
+            <w:pPr>
+              <w:pStyle w:val="Compact"/>
+            </w:pPr>
+            <w:r>
+              <w:t xml:space="preserve">replicate the workbook’s exact outlier-detection set; cap to the fence</w:t>
+            </w:r>
+          </w:p>
+        </w:tc>
+        <w:tc>
+          <w:tcPr/>
+          <w:p>
+            <w:pPr>
+              <w:pStyle w:val="Compact"/>
+            </w:pPr>
+            <w:r>
+              <w:t xml:space="preserve">stops one extreme unit stretching a Tanzania-relative min-max</w:t>
+            </w:r>
+          </w:p>
+        </w:tc>
+      </w:tr>
+      <w:tr>
+        <w:tc>
+          <w:tcPr/>
+          <w:p>
+            <w:pPr>
+              <w:pStyle w:val="Compact"/>
+            </w:pPr>
+            <w:r>
+              <w:t xml:space="preserve">D/I</w:t>
+            </w:r>
+          </w:p>
+        </w:tc>
+        <w:tc>
+          <w:tcPr/>
+          <w:p>
+            <w:pPr>
+              <w:pStyle w:val="Compact"/>
+            </w:pPr>
+            <w:r>
+              <w:rPr>
+                <w:b/>
+                <w:bCs/>
+              </w:rPr>
+              <w:t xml:space="preserve">Reference range and temporal stability</w:t>
+            </w:r>
+          </w:p>
+        </w:tc>
+        <w:tc>
+          <w:tcPr/>
+          <w:p>
+            <w:pPr>
+              <w:pStyle w:val="Compact"/>
+            </w:pPr>
+            <w:r>
+              <w:t xml:space="preserve">Data Range</w:t>
+            </w:r>
+            <w:r>
+              <w:t xml:space="preserve"> </w:t>
+            </w:r>
+            <w:r>
+              <w:rPr>
+                <w:b/>
+                <w:bCs/>
+              </w:rPr>
+              <w:t xml:space="preserve">or Custom fixed</w:t>
+            </w:r>
+            <w:r>
+              <w:t xml:space="preserve"> </w:t>
+            </w:r>
+            <w:r>
+              <w:t xml:space="preserve">reference</w:t>
+            </w:r>
+          </w:p>
+        </w:tc>
+        <w:tc>
+          <w:tcPr/>
+          <w:p>
+            <w:pPr>
+              <w:pStyle w:val="Compact"/>
+            </w:pPr>
+            <w:r>
+              <w:t xml:space="preserve">Data Range over Tanzania</w:t>
+            </w:r>
+          </w:p>
+        </w:tc>
+        <w:tc>
+          <w:tcPr/>
+          <w:p>
+            <w:pPr>
+              <w:pStyle w:val="Compact"/>
+            </w:pPr>
+            <w:r>
+              <w:t xml:space="preserve">adopt the per-indicator Custom references; use</w:t>
+            </w:r>
+            <w:r>
+              <w:t xml:space="preserve"> </w:t>
+            </w:r>
+            <w:r>
+              <w:rPr>
+                <w:b/>
+                <w:bCs/>
+              </w:rPr>
+              <w:t xml:space="preserve">fixed</w:t>
+            </w:r>
+            <w:r>
+              <w:t xml:space="preserve"> </w:t>
+            </w:r>
+            <w:r>
+              <w:t xml:space="preserve">references for anything tracked over time</w:t>
+            </w:r>
+          </w:p>
+        </w:tc>
+        <w:tc>
+          <w:tcPr/>
+          <w:p>
+            <w:pPr>
+              <w:pStyle w:val="Compact"/>
+            </w:pPr>
+            <w:r>
+              <w:t xml:space="preserve">a unit’s score stops drifting when</w:t>
+            </w:r>
+            <w:r>
+              <w:t xml:space="preserve"> </w:t>
+            </w:r>
+            <w:r>
+              <w:rPr>
+                <w:i/>
+                <w:iCs/>
+              </w:rPr>
+              <w:t xml:space="preserve">other</w:t>
+            </w:r>
+            <w:r>
+              <w:t xml:space="preserve"> </w:t>
+            </w:r>
+            <w:r>
+              <w:t xml:space="preserve">units update - the key to trend monitoring</w:t>
+            </w:r>
+          </w:p>
+        </w:tc>
+      </w:tr>
+      <w:tr>
+        <w:tc>
+          <w:tcPr/>
+          <w:p>
+            <w:pPr>
+              <w:pStyle w:val="Compact"/>
+            </w:pPr>
+            <w:r>
+              <w:t xml:space="preserve">A</w:t>
+            </w:r>
+          </w:p>
+        </w:tc>
+        <w:tc>
+          <w:tcPr/>
+          <w:p>
+            <w:pPr>
+              <w:pStyle w:val="Compact"/>
+            </w:pPr>
+            <w:r>
+              <w:rPr>
+                <w:b/>
+                <w:bCs/>
+              </w:rPr>
+              <w:t xml:space="preserve">Denominators</w:t>
+            </w:r>
+          </w:p>
+        </w:tc>
+        <w:tc>
+          <w:tcPr/>
+          <w:p>
+            <w:pPr>
+              <w:pStyle w:val="Compact"/>
+            </w:pPr>
+            <w:r>
+              <w:t xml:space="preserve">explicit per-capita / per-area denominator</w:t>
+            </w:r>
+          </w:p>
+        </w:tc>
+        <w:tc>
+          <w:tcPr/>
+          <w:p>
+            <w:pPr>
+              <w:pStyle w:val="Compact"/>
+            </w:pPr>
+            <w:r>
+              <w:t xml:space="preserve">rates built directly</w:t>
+            </w:r>
+          </w:p>
+        </w:tc>
+        <w:tc>
+          <w:tcPr/>
+          <w:p>
+            <w:pPr>
+              <w:pStyle w:val="Compact"/>
+            </w:pPr>
+            <w:r>
+              <w:t xml:space="preserve">verify each denominator matches the workbook</w:t>
+            </w:r>
+          </w:p>
+        </w:tc>
+        <w:tc>
+          <w:tcPr/>
+          <w:p>
+            <w:pPr>
+              <w:pStyle w:val="Compact"/>
+            </w:pPr>
+            <w:r>
+              <w:t xml:space="preserve">small, indicator-specific</w:t>
+            </w:r>
+          </w:p>
+        </w:tc>
+      </w:tr>
+      <w:tr>
+        <w:tc>
+          <w:tcPr/>
+          <w:p>
+            <w:pPr>
+              <w:pStyle w:val="Compact"/>
+            </w:pPr>
+            <w:r>
+              <w:t xml:space="preserve">C</w:t>
+            </w:r>
+          </w:p>
+        </w:tc>
+        <w:tc>
+          <w:tcPr/>
+          <w:p>
+            <w:pPr>
+              <w:pStyle w:val="Compact"/>
+            </w:pPr>
+            <w:r>
+              <w:rPr>
+                <w:b/>
+                <w:bCs/>
+              </w:rPr>
+              <w:t xml:space="preserve">Transform set</w:t>
+            </w:r>
+          </w:p>
+        </w:tc>
+        <w:tc>
+          <w:tcPr/>
+          <w:p>
+            <w:pPr>
+              <w:pStyle w:val="Compact"/>
+            </w:pPr>
+            <w:r>
+              <w:t xml:space="preserve">per-indicator Log / Exp / None</w:t>
+            </w:r>
+          </w:p>
+        </w:tc>
+        <w:tc>
+          <w:tcPr/>
+          <w:p>
+            <w:pPr>
+              <w:pStyle w:val="Compact"/>
+            </w:pPr>
+            <w:r>
+              <w:t xml:space="preserve">Log for density only</w:t>
+            </w:r>
+          </w:p>
+        </w:tc>
+        <w:tc>
+          <w:tcPr/>
+          <w:p>
+            <w:pPr>
+              <w:pStyle w:val="Compact"/>
+            </w:pPr>
+            <w:r>
+              <w:t xml:space="preserve">match Log/Exp/None indicator-by-indicator</w:t>
+            </w:r>
+          </w:p>
+        </w:tc>
+        <w:tc>
+          <w:tcPr/>
+          <w:p>
+            <w:pPr>
+              <w:pStyle w:val="Compact"/>
+            </w:pPr>
+            <w:r>
+              <w:t xml:space="preserve">corrects skew handling per layer</w:t>
+            </w:r>
+          </w:p>
+        </w:tc>
+      </w:tr>
+      <w:tr>
+        <w:tc>
+          <w:tcPr/>
+          <w:p>
+            <w:pPr>
+              <w:pStyle w:val="Compact"/>
+            </w:pPr>
+            <w:r>
+              <w:t xml:space="preserve">F</w:t>
+            </w:r>
+          </w:p>
+        </w:tc>
+        <w:tc>
+          <w:tcPr/>
+          <w:p>
+            <w:pPr>
+              <w:pStyle w:val="Compact"/>
+            </w:pPr>
+            <w:r>
+              <w:rPr>
+                <w:b/>
+                <w:bCs/>
+              </w:rPr>
+              <w:t xml:space="preserve">Indicator use-set</w:t>
+            </w:r>
+          </w:p>
+        </w:tc>
+        <w:tc>
+          <w:tcPr/>
+          <w:p>
+            <w:pPr>
+              <w:pStyle w:val="Compact"/>
+            </w:pPr>
+            <w:r>
+              <w:rPr>
+                <w:rStyle w:val="VerbatimChar"/>
+              </w:rPr>
+              <w:t xml:space="preserve">useIndicator = Yes/No</w:t>
+            </w:r>
+            <w:r>
+              <w:t xml:space="preserve"> </w:t>
+            </w:r>
+            <w:r>
+              <w:t xml:space="preserve">filter</w:t>
+            </w:r>
+          </w:p>
+        </w:tc>
+        <w:tc>
+          <w:tcPr/>
+          <w:p>
+            <w:pPr>
+              <w:pStyle w:val="Compact"/>
+            </w:pPr>
+            <w:r>
+              <w:t xml:space="preserve">null-exclusion</w:t>
+            </w:r>
+          </w:p>
+        </w:tc>
+        <w:tc>
+          <w:tcPr/>
+          <w:p>
+            <w:pPr>
+              <w:pStyle w:val="Compact"/>
+            </w:pPr>
+            <w:r>
+              <w:t xml:space="preserve">reconcile the exact included-indicator list per dimension</w:t>
+            </w:r>
+          </w:p>
+        </w:tc>
+        <w:tc>
+          <w:tcPr/>
+          <w:p>
+            <w:pPr>
+              <w:pStyle w:val="Compact"/>
+            </w:pPr>
+            <w:r>
+              <w:t xml:space="preserve">which leaves count in a category</w:t>
+            </w:r>
+          </w:p>
+        </w:tc>
+      </w:tr>
+      <w:tr>
+        <w:tc>
+          <w:tcPr/>
+          <w:p>
+            <w:pPr>
+              <w:pStyle w:val="Compact"/>
+            </w:pPr>
+            <w:r>
+              <w:t xml:space="preserve">G</w:t>
+            </w:r>
+          </w:p>
+        </w:tc>
+        <w:tc>
+          <w:tcPr/>
+          <w:p>
+            <w:pPr>
+              <w:pStyle w:val="Compact"/>
+            </w:pPr>
+            <w:r>
+              <w:rPr>
+                <w:b/>
+                <w:bCs/>
+              </w:rPr>
+              <w:t xml:space="preserve">Class breakpoints</w:t>
+            </w:r>
+          </w:p>
+        </w:tc>
+        <w:tc>
+          <w:tcPr/>
+          <w:p>
+            <w:pPr>
+              <w:pStyle w:val="Compact"/>
+            </w:pPr>
+            <w:r>
+              <w:t xml:space="preserve">per-dimension threshold table</w:t>
+            </w:r>
+          </w:p>
+        </w:tc>
+        <w:tc>
+          <w:tcPr/>
+          <w:p>
+            <w:pPr>
+              <w:pStyle w:val="Compact"/>
+            </w:pPr>
+            <w:r>
+              <w:t xml:space="preserve">global risk bands</w:t>
+            </w:r>
+          </w:p>
+        </w:tc>
+        <w:tc>
+          <w:tcPr/>
+          <w:p>
+            <w:pPr>
+              <w:pStyle w:val="Compact"/>
+            </w:pPr>
+            <w:r>
+              <w:t xml:space="preserve">confirm the exact per-dimension breakpoints</w:t>
+            </w:r>
+          </w:p>
+        </w:tc>
+        <w:tc>
+          <w:tcPr/>
+          <w:p>
+            <w:pPr>
+              <w:pStyle w:val="Compact"/>
+            </w:pPr>
+            <w:r>
+              <w:t xml:space="preserve">class/colour only, not the score</w:t>
+            </w:r>
+          </w:p>
+        </w:tc>
+      </w:tr>
+    </w:tbl>
+    <w:bookmarkEnd w:id="20"/>
+    <w:bookmarkStart w:id="21" w:name="X29f4525e1c0f84775e5cb09be55fe22d2bbf44a"/>
+    <w:p>
+      <w:pPr>
+        <w:pStyle w:val="Heading2"/>
+      </w:pPr>
+      <w:r>
+        <w:t xml:space="preserve">Tier 2 - Hazard evidence (apply the drought template to every documented overlay)</w:t>
+      </w:r>
+    </w:p>
+    <w:p>
+      <w:pPr>
+        <w:pStyle w:val="FirstParagraph"/>
+      </w:pPr>
+      <w:r>
+        <w:t xml:space="preserve">Several hazards are still</w:t>
+      </w:r>
+      <w:r>
+        <w:t xml:space="preserve"> </w:t>
+      </w:r>
+      <w:r>
+        <w:rPr>
+          <w:b/>
+          <w:bCs/>
+        </w:rPr>
+        <w:t xml:space="preserve">documented overlays</w:t>
+      </w:r>
+      <w:r>
+        <w:t xml:space="preserve"> </w:t>
+      </w:r>
+      <w:r>
+        <w:t xml:space="preserve">(expert-placed, not computed). v2 advances each the way</w:t>
+      </w:r>
+      <w:r>
+        <w:t xml:space="preserve"> </w:t>
+      </w:r>
+      <w:r>
+        <w:t xml:space="preserve">drought was advanced - computed from an authoritative observational product, standardised by the unchanged</w:t>
+      </w:r>
+      <w:r>
+        <w:t xml:space="preserve"> </w:t>
+      </w:r>
+      <w:r>
+        <w:t xml:space="preserve">engine, applied</w:t>
+      </w:r>
+      <w:r>
+        <w:t xml:space="preserve"> </w:t>
+      </w:r>
+      <w:r>
+        <w:rPr>
+          <w:b/>
+          <w:bCs/>
+        </w:rPr>
+        <w:t xml:space="preserve">raise-only</w:t>
+      </w:r>
+      <w:r>
+        <w:t xml:space="preserve">:</w:t>
+      </w:r>
+    </w:p>
+    <w:tbl>
+      <w:tblPr>
+        <w:tblStyle w:val="Table"/>
+        <w:tblW w:type="pct" w:w="5000"/>
+        <w:tblLayout w:type="fixed"/>
+        <w:tblLook w:firstRow="1" w:lastRow="0" w:firstColumn="0" w:lastColumn="0" w:noHBand="0" w:noVBand="0" w:val="0020"/>
+      </w:tblPr>
+      <w:tblGrid>
+        <w:gridCol w:w="1584"/>
+        <w:gridCol w:w="1584"/>
+        <w:gridCol w:w="1584"/>
+        <w:gridCol w:w="1584"/>
+        <w:gridCol w:w="1584"/>
+      </w:tblGrid>
+      <w:tr>
+        <w:trPr>
+          <w:tblHeader w:val="on"/>
+        </w:trPr>
+        <w:tc>
+          <w:tcPr/>
+          <w:p>
+            <w:pPr>
+              <w:pStyle w:val="Compact"/>
+            </w:pPr>
+            <w:r>
+              <w:t xml:space="preserve">Hazard</w:t>
+            </w:r>
+          </w:p>
+        </w:tc>
+        <w:tc>
+          <w:tcPr/>
+          <w:p>
+            <w:pPr>
+              <w:pStyle w:val="Compact"/>
+            </w:pPr>
+            <w:r>
+              <w:t xml:space="preserve">v1 overlay</w:t>
+            </w:r>
+          </w:p>
+        </w:tc>
+        <w:tc>
+          <w:tcPr/>
+          <w:p>
+            <w:pPr>
+              <w:pStyle w:val="Compact"/>
+            </w:pPr>
+            <w:r>
+              <w:t xml:space="preserve">v2 evidence</w:t>
+            </w:r>
+          </w:p>
+        </w:tc>
+        <w:tc>
+          <w:tcPr/>
+          <w:p>
+            <w:pPr>
+              <w:pStyle w:val="Compact"/>
+            </w:pPr>
+            <w:r>
+              <w:t xml:space="preserve">Standard metric</w:t>
+            </w:r>
+          </w:p>
+        </w:tc>
+        <w:tc>
+          <w:tcPr/>
+          <w:p>
+            <w:pPr>
+              <w:pStyle w:val="Compact"/>
+            </w:pPr>
+            <w:r>
+              <w:t xml:space="preserve">Source</w:t>
+            </w:r>
+          </w:p>
+        </w:tc>
+      </w:tr>
+      <w:tr>
+        <w:tc>
+          <w:tcPr/>
+          <w:p>
+            <w:pPr>
+              <w:pStyle w:val="Compact"/>
+            </w:pPr>
+            <w:r>
+              <w:rPr>
+                <w:b/>
+                <w:bCs/>
+              </w:rPr>
+              <w:t xml:space="preserve">Earthquake</w:t>
+            </w:r>
+          </w:p>
+        </w:tc>
+        <w:tc>
+          <w:tcPr/>
+          <w:p>
+            <w:pPr>
+              <w:pStyle w:val="Compact"/>
+            </w:pPr>
+            <w:r>
+              <w:t xml:space="preserve">rift-proximity</w:t>
+            </w:r>
+          </w:p>
+        </w:tc>
+        <w:tc>
+          <w:tcPr/>
+          <w:p>
+            <w:pPr>
+              <w:pStyle w:val="Compact"/>
+            </w:pPr>
+            <w:r>
+              <w:t xml:space="preserve">probabilistic seismic hazard</w:t>
+            </w:r>
+          </w:p>
+        </w:tc>
+        <w:tc>
+          <w:tcPr/>
+          <w:p>
+            <w:pPr>
+              <w:pStyle w:val="Compact"/>
+            </w:pPr>
+            <w:r>
+              <w:t xml:space="preserve">PGA at 475-yr return period</w:t>
+            </w:r>
+          </w:p>
+        </w:tc>
+        <w:tc>
+          <w:tcPr/>
+          <w:p>
+            <w:pPr>
+              <w:pStyle w:val="Compact"/>
+            </w:pPr>
+            <w:r>
+              <w:t xml:space="preserve">USGS / GEM / GSHAP [13]</w:t>
+            </w:r>
+          </w:p>
+        </w:tc>
+      </w:tr>
+      <w:tr>
+        <w:tc>
+          <w:tcPr/>
+          <w:p>
+            <w:pPr>
+              <w:pStyle w:val="Compact"/>
+            </w:pPr>
+            <w:r>
+              <w:rPr>
+                <w:b/>
+                <w:bCs/>
+              </w:rPr>
+              <w:t xml:space="preserve">Flood</w:t>
+            </w:r>
+          </w:p>
+        </w:tc>
+        <w:tc>
+          <w:tcPr/>
+          <w:p>
+            <w:pPr>
+              <w:pStyle w:val="Compact"/>
+            </w:pPr>
+            <w:r>
+              <w:t xml:space="preserve">event counts × exposure</w:t>
+            </w:r>
+          </w:p>
+        </w:tc>
+        <w:tc>
+          <w:tcPr/>
+          <w:p>
+            <w:pPr>
+              <w:pStyle w:val="Compact"/>
+            </w:pPr>
+            <w:r>
+              <w:t xml:space="preserve">return-period inundation</w:t>
+            </w:r>
+          </w:p>
+        </w:tc>
+        <w:tc>
+          <w:tcPr/>
+          <w:p>
+            <w:pPr>
+              <w:pStyle w:val="Compact"/>
+            </w:pPr>
+            <w:r>
+              <w:t xml:space="preserve">1-in-100-yr flood extent/depth</w:t>
+            </w:r>
+          </w:p>
+        </w:tc>
+        <w:tc>
+          <w:tcPr/>
+          <w:p>
+            <w:pPr>
+              <w:pStyle w:val="Compact"/>
+            </w:pPr>
+            <w:r>
+              <w:t xml:space="preserve">JRC GloFAS / global flood maps [14]</w:t>
+            </w:r>
+          </w:p>
+        </w:tc>
+      </w:tr>
+      <w:tr>
+        <w:tc>
+          <w:tcPr/>
+          <w:p>
+            <w:pPr>
+              <w:pStyle w:val="Compact"/>
+            </w:pPr>
+            <w:r>
+              <w:rPr>
+                <w:b/>
+                <w:bCs/>
+              </w:rPr>
+              <w:t xml:space="preserve">Wildfire</w:t>
+            </w:r>
+          </w:p>
+        </w:tc>
+        <w:tc>
+          <w:tcPr/>
+          <w:p>
+            <w:pPr>
+              <w:pStyle w:val="Compact"/>
+            </w:pPr>
+            <w:r>
+              <w:t xml:space="preserve">miombo dry-season</w:t>
+            </w:r>
+          </w:p>
+        </w:tc>
+        <w:tc>
+          <w:tcPr/>
+          <w:p>
+            <w:pPr>
+              <w:pStyle w:val="Compact"/>
+            </w:pPr>
+            <w:r>
+              <w:t xml:space="preserve">active-fire + burned-area climatology</w:t>
+            </w:r>
+          </w:p>
+        </w:tc>
+        <w:tc>
+          <w:tcPr/>
+          <w:p>
+            <w:pPr>
+              <w:pStyle w:val="Compact"/>
+            </w:pPr>
+            <w:r>
+              <w:t xml:space="preserve">annual fire density</w:t>
+            </w:r>
+          </w:p>
+        </w:tc>
+        <w:tc>
+          <w:tcPr/>
+          <w:p>
+            <w:pPr>
+              <w:pStyle w:val="Compact"/>
+            </w:pPr>
+            <w:r>
+              <w:t xml:space="preserve">MODIS/VIIRS MCD64 [15]</w:t>
+            </w:r>
+          </w:p>
+        </w:tc>
+      </w:tr>
+      <w:tr>
+        <w:tc>
+          <w:tcPr/>
+          <w:p>
+            <w:pPr>
+              <w:pStyle w:val="Compact"/>
+            </w:pPr>
+            <w:r>
+              <w:rPr>
+                <w:b/>
+                <w:bCs/>
+              </w:rPr>
+              <w:t xml:space="preserve">Conflict / violence</w:t>
+            </w:r>
+          </w:p>
+        </w:tc>
+        <w:tc>
+          <w:tcPr/>
+          <w:p>
+            <w:pPr>
+              <w:pStyle w:val="Compact"/>
+            </w:pPr>
+            <w:r>
+              <w:t xml:space="preserve">documented</w:t>
+            </w:r>
+          </w:p>
+        </w:tc>
+        <w:tc>
+          <w:tcPr/>
+          <w:p>
+            <w:pPr>
+              <w:pStyle w:val="Compact"/>
+            </w:pPr>
+            <w:r>
+              <w:t xml:space="preserve">event intensity and fatalities</w:t>
+            </w:r>
+          </w:p>
+        </w:tc>
+        <w:tc>
+          <w:tcPr/>
+          <w:p>
+            <w:pPr>
+              <w:pStyle w:val="Compact"/>
+            </w:pPr>
+            <w:r>
+              <w:t xml:space="preserve">ACLED event rate</w:t>
+            </w:r>
+          </w:p>
+        </w:tc>
+        <w:tc>
+          <w:tcPr/>
+          <w:p>
+            <w:pPr>
+              <w:pStyle w:val="Compact"/>
+            </w:pPr>
+            <w:r>
+              <w:t xml:space="preserve">ACLED [16]</w:t>
+            </w:r>
+          </w:p>
+        </w:tc>
+      </w:tr>
+      <w:tr>
+        <w:tc>
+          <w:tcPr/>
+          <w:p>
+            <w:pPr>
+              <w:pStyle w:val="Compact"/>
+            </w:pPr>
+            <w:r>
+              <w:rPr>
+                <w:b/>
+                <w:bCs/>
+              </w:rPr>
+              <w:t xml:space="preserve">Lightning</w:t>
+            </w:r>
+          </w:p>
+        </w:tc>
+        <w:tc>
+          <w:tcPr/>
+          <w:p>
+            <w:pPr>
+              <w:pStyle w:val="Compact"/>
+            </w:pPr>
+            <w:r>
+              <w:t xml:space="preserve">Lake Victoria overlay</w:t>
+            </w:r>
+          </w:p>
+        </w:tc>
+        <w:tc>
+          <w:tcPr/>
+          <w:p>
+            <w:pPr>
+              <w:pStyle w:val="Compact"/>
+            </w:pPr>
+            <w:r>
+              <w:t xml:space="preserve">flash-density grid</w:t>
+            </w:r>
+          </w:p>
+        </w:tc>
+        <w:tc>
+          <w:tcPr/>
+          <w:p>
+            <w:pPr>
+              <w:pStyle w:val="Compact"/>
+            </w:pPr>
+            <w:r>
+              <w:t xml:space="preserve">flashes km^-2 yr^-1</w:t>
+            </w:r>
+          </w:p>
+        </w:tc>
+        <w:tc>
+          <w:tcPr/>
+          <w:p>
+            <w:pPr>
+              <w:pStyle w:val="Compact"/>
+            </w:pPr>
+            <w:r>
+              <w:t xml:space="preserve">NASA LIS/OTD [17]</w:t>
+            </w:r>
+          </w:p>
+        </w:tc>
+      </w:tr>
+      <w:tr>
+        <w:tc>
+          <w:tcPr/>
+          <w:p>
+            <w:pPr>
+              <w:pStyle w:val="Compact"/>
+            </w:pPr>
+            <w:r>
+              <w:rPr>
+                <w:b/>
+                <w:bCs/>
+              </w:rPr>
+              <w:t xml:space="preserve">Storms / cyclone</w:t>
+            </w:r>
+          </w:p>
+        </w:tc>
+        <w:tc>
+          <w:tcPr/>
+          <w:p>
+            <w:pPr>
+              <w:pStyle w:val="Compact"/>
+            </w:pPr>
+            <w:r>
+              <w:t xml:space="preserve">documented coastal</w:t>
+            </w:r>
+          </w:p>
+        </w:tc>
+        <w:tc>
+          <w:tcPr/>
+          <w:p>
+            <w:pPr>
+              <w:pStyle w:val="Compact"/>
+            </w:pPr>
+            <w:r>
+              <w:t xml:space="preserve">track density / return period</w:t>
+            </w:r>
+          </w:p>
+        </w:tc>
+        <w:tc>
+          <w:tcPr/>
+          <w:p>
+            <w:pPr>
+              <w:pStyle w:val="Compact"/>
+            </w:pPr>
+            <w:r>
+              <w:t xml:space="preserve">cyclone passage frequency</w:t>
+            </w:r>
+          </w:p>
+        </w:tc>
+        <w:tc>
+          <w:tcPr/>
+          <w:p>
+            <w:pPr>
+              <w:pStyle w:val="Compact"/>
+            </w:pPr>
+            <w:r>
+              <w:t xml:space="preserve">IBTrACS [18]</w:t>
+            </w:r>
+          </w:p>
+        </w:tc>
+      </w:tr>
+      <w:tr>
+        <w:tc>
+          <w:tcPr/>
+          <w:p>
+            <w:pPr>
+              <w:pStyle w:val="Compact"/>
+            </w:pPr>
+            <w:r>
+              <w:rPr>
+                <w:b/>
+                <w:bCs/>
+              </w:rPr>
+              <w:t xml:space="preserve">Heatwave</w:t>
+            </w:r>
+          </w:p>
+        </w:tc>
+        <w:tc>
+          <w:tcPr/>
+          <w:p>
+            <w:pPr>
+              <w:pStyle w:val="Compact"/>
+            </w:pPr>
+            <w:r>
+              <w:t xml:space="preserve">ERA5 climatology, capped</w:t>
+            </w:r>
+          </w:p>
+        </w:tc>
+        <w:tc>
+          <w:tcPr/>
+          <w:p>
+            <w:pPr>
+              <w:pStyle w:val="Compact"/>
+            </w:pPr>
+            <w:r>
+              <w:t xml:space="preserve">heat-health threshold days</w:t>
+            </w:r>
+          </w:p>
+        </w:tc>
+        <w:tc>
+          <w:tcPr/>
+          <w:p>
+            <w:pPr>
+              <w:pStyle w:val="Compact"/>
+            </w:pPr>
+            <w:r>
+              <w:t xml:space="preserve">days &gt; 90th-pct Tmax; WBGT</w:t>
+            </w:r>
+          </w:p>
+        </w:tc>
+        <w:tc>
+          <w:tcPr/>
+          <w:p>
+            <w:pPr>
+              <w:pStyle w:val="Compact"/>
+            </w:pPr>
+            <w:r>
+              <w:t xml:space="preserve">ERA5 + heat-health [19]</w:t>
+            </w:r>
+          </w:p>
+        </w:tc>
+      </w:tr>
+    </w:tbl>
+    <w:bookmarkEnd w:id="21"/>
+    <w:bookmarkStart w:id="22" w:name="Xd3c75fb4465274c559a4d15f3546d19a5fb94a9"/>
+    <w:p>
+      <w:pPr>
+        <w:pStyle w:val="Heading2"/>
+      </w:pPr>
+      <w:r>
+        <w:t xml:space="preserve">Tier 3 - Exposure and vulnerability resolution</w:t>
+      </w:r>
+    </w:p>
+    <w:tbl>
+      <w:tblPr>
+        <w:tblStyle w:val="Table"/>
+        <w:tblW w:type="pct" w:w="5000"/>
+        <w:tblLayout w:type="fixed"/>
+        <w:tblLook w:firstRow="1" w:lastRow="0" w:firstColumn="0" w:lastColumn="0" w:noHBand="0" w:noVBand="0" w:val="0020"/>
+      </w:tblPr>
+      <w:tblGrid>
+        <w:gridCol w:w="2640"/>
+        <w:gridCol w:w="2640"/>
+        <w:gridCol w:w="2640"/>
+      </w:tblGrid>
+      <w:tr>
+        <w:trPr>
+          <w:tblHeader w:val="on"/>
+        </w:trPr>
+        <w:tc>
+          <w:tcPr/>
+          <w:p>
+            <w:pPr>
+              <w:pStyle w:val="Compact"/>
+            </w:pPr>
+            <w:r>
+              <w:t xml:space="preserve">Issue</w:t>
+            </w:r>
+          </w:p>
+        </w:tc>
+        <w:tc>
+          <w:tcPr/>
+          <w:p>
+            <w:pPr>
+              <w:pStyle w:val="Compact"/>
+            </w:pPr>
+            <w:r>
+              <w:t xml:space="preserve">v1 today</w:t>
+            </w:r>
+          </w:p>
+        </w:tc>
+        <w:tc>
+          <w:tcPr/>
+          <w:p>
+            <w:pPr>
+              <w:pStyle w:val="Compact"/>
+            </w:pPr>
+            <w:r>
+              <w:t xml:space="preserve">v2 method</w:t>
+            </w:r>
+          </w:p>
+        </w:tc>
+      </w:tr>
+      <w:tr>
+        <w:tc>
+          <w:tcPr/>
+          <w:p>
+            <w:pPr>
+              <w:pStyle w:val="Compact"/>
+            </w:pPr>
+            <w:r>
+              <w:rPr>
+                <w:b/>
+                <w:bCs/>
+              </w:rPr>
+              <w:t xml:space="preserve">Hazard-specific exposure</w:t>
+            </w:r>
+          </w:p>
+        </w:tc>
+        <w:tc>
+          <w:tcPr/>
+          <w:p>
+            <w:pPr>
+              <w:pStyle w:val="Compact"/>
+            </w:pPr>
+            <w:r>
+              <w:t xml:space="preserve">one population-density layer multiplies every hazard</w:t>
+            </w:r>
+          </w:p>
+        </w:tc>
+        <w:tc>
+          <w:tcPr/>
+          <w:p>
+            <w:pPr>
+              <w:pStyle w:val="Compact"/>
+            </w:pPr>
+            <w:r>
+              <w:t xml:space="preserve">pair each hazard with its own exposure - drought with cropland, livestock and rural population; flood with floodplain population - not generic density</w:t>
+            </w:r>
+          </w:p>
+        </w:tc>
+      </w:tr>
+      <w:tr>
+        <w:tc>
+          <w:tcPr/>
+          <w:p>
+            <w:pPr>
+              <w:pStyle w:val="Compact"/>
+            </w:pPr>
+            <w:r>
+              <w:rPr>
+                <w:b/>
+                <w:bCs/>
+              </w:rPr>
+              <w:t xml:space="preserve">Council-resolution vulnerability</w:t>
+            </w:r>
+          </w:p>
+        </w:tc>
+        <w:tc>
+          <w:tcPr/>
+          <w:p>
+            <w:pPr>
+              <w:pStyle w:val="Compact"/>
+            </w:pPr>
+            <w:r>
+              <w:t xml:space="preserve">195 councils inherit district survey values</w:t>
+            </w:r>
+          </w:p>
+        </w:tc>
+        <w:tc>
+          <w:tcPr/>
+          <w:p>
+            <w:pPr>
+              <w:pStyle w:val="Compact"/>
+            </w:pPr>
+            <w:r>
+              <w:t xml:space="preserve">small-area estimation (model-based) for council-level vulnerability where surveys allow</w:t>
+            </w:r>
+          </w:p>
+        </w:tc>
+      </w:tr>
+      <w:tr>
+        <w:tc>
+          <w:tcPr/>
+          <w:p>
+            <w:pPr>
+              <w:pStyle w:val="Compact"/>
+            </w:pPr>
+            <w:r>
+              <w:rPr>
+                <w:b/>
+                <w:bCs/>
+              </w:rPr>
+              <w:t xml:space="preserve">Live food security</w:t>
+            </w:r>
+          </w:p>
+        </w:tc>
+        <w:tc>
+          <w:tcPr/>
+          <w:p>
+            <w:pPr>
+              <w:pStyle w:val="Compact"/>
+            </w:pPr>
+            <w:r>
+              <w:t xml:space="preserve">IPC/MUCHALI entered per round</w:t>
+            </w:r>
+          </w:p>
+        </w:tc>
+        <w:tc>
+          <w:tcPr/>
+          <w:p>
+            <w:pPr>
+              <w:pStyle w:val="Compact"/>
+            </w:pPr>
+            <w:r>
+              <w:t xml:space="preserve">automated IPC-round ingestion so livelihoods refreshes itself</w:t>
+            </w:r>
+          </w:p>
+        </w:tc>
+      </w:tr>
+    </w:tbl>
+    <w:bookmarkEnd w:id="22"/>
+    <w:bookmarkStart w:id="23" w:name="X3341492e1858b3b654f465a1966e79d3b6b1991"/>
+    <w:p>
+      <w:pPr>
+        <w:pStyle w:val="Heading2"/>
+      </w:pPr>
+      <w:r>
+        <w:t xml:space="preserve">Tier 4 - Methodology and validation (scientific credibility)</w:t>
+      </w:r>
+    </w:p>
+    <w:tbl>
+      <w:tblPr>
+        <w:tblStyle w:val="Table"/>
+        <w:tblW w:type="pct" w:w="5000"/>
+        <w:tblLayout w:type="fixed"/>
+        <w:tblLook w:firstRow="1" w:lastRow="0" w:firstColumn="0" w:lastColumn="0" w:noHBand="0" w:noVBand="0" w:val="0020"/>
+      </w:tblPr>
+      <w:tblGrid>
+        <w:gridCol w:w="2640"/>
+        <w:gridCol w:w="2640"/>
+        <w:gridCol w:w="2640"/>
+      </w:tblGrid>
+      <w:tr>
+        <w:trPr>
+          <w:tblHeader w:val="on"/>
+        </w:trPr>
+        <w:tc>
+          <w:tcPr/>
+          <w:p>
+            <w:pPr>
+              <w:pStyle w:val="Compact"/>
+            </w:pPr>
+            <w:r>
+              <w:t xml:space="preserve">Issue</w:t>
+            </w:r>
+          </w:p>
+        </w:tc>
+        <w:tc>
+          <w:tcPr/>
+          <w:p>
+            <w:pPr>
+              <w:pStyle w:val="Compact"/>
+            </w:pPr>
+            <w:r>
+              <w:t xml:space="preserve">v1 today</w:t>
+            </w:r>
+          </w:p>
+        </w:tc>
+        <w:tc>
+          <w:tcPr/>
+          <w:p>
+            <w:pPr>
+              <w:pStyle w:val="Compact"/>
+            </w:pPr>
+            <w:r>
+              <w:t xml:space="preserve">v2 method</w:t>
+            </w:r>
+          </w:p>
+        </w:tc>
+      </w:tr>
+      <w:tr>
+        <w:tc>
+          <w:tcPr/>
+          <w:p>
+            <w:pPr>
+              <w:pStyle w:val="Compact"/>
+            </w:pPr>
+            <w:r>
+              <w:rPr>
+                <w:b/>
+                <w:bCs/>
+              </w:rPr>
+              <w:t xml:space="preserve">Reliability gating</w:t>
+            </w:r>
+          </w:p>
+        </w:tc>
+        <w:tc>
+          <w:tcPr/>
+          <w:p>
+            <w:pPr>
+              <w:pStyle w:val="Compact"/>
+            </w:pPr>
+            <w:r>
+              <w:t xml:space="preserve">data-coverage % shown, not enforced</w:t>
+            </w:r>
+          </w:p>
+        </w:tc>
+        <w:tc>
+          <w:tcPr/>
+          <w:p>
+            <w:pPr>
+              <w:pStyle w:val="Compact"/>
+            </w:pPr>
+            <w:r>
+              <w:t xml:space="preserve">a confidence tier per unit; annotate or suppress scores below a minimum coverage</w:t>
+            </w:r>
+          </w:p>
+        </w:tc>
+      </w:tr>
+      <w:tr>
+        <w:tc>
+          <w:tcPr/>
+          <w:p>
+            <w:pPr>
+              <w:pStyle w:val="Compact"/>
+            </w:pPr>
+            <w:r>
+              <w:rPr>
+                <w:b/>
+                <w:bCs/>
+              </w:rPr>
+              <w:t xml:space="preserve">Uncertainty</w:t>
+            </w:r>
+          </w:p>
+        </w:tc>
+        <w:tc>
+          <w:tcPr/>
+          <w:p>
+            <w:pPr>
+              <w:pStyle w:val="Compact"/>
+            </w:pPr>
+            <w:r>
+              <w:t xml:space="preserve">point scores</w:t>
+            </w:r>
+          </w:p>
+        </w:tc>
+        <w:tc>
+          <w:tcPr/>
+          <w:p>
+            <w:pPr>
+              <w:pStyle w:val="Compact"/>
+            </w:pPr>
+            <w:r>
+              <w:t xml:space="preserve">propagate input uncertainty (CHIRPS error, survey sampling) to a risk</w:t>
+            </w:r>
+            <w:r>
+              <w:t xml:space="preserve"> </w:t>
+            </w:r>
+            <w:r>
+              <w:rPr>
+                <w:b/>
+                <w:bCs/>
+              </w:rPr>
+              <w:t xml:space="preserve">band</w:t>
+            </w:r>
+          </w:p>
+        </w:tc>
+      </w:tr>
+      <w:tr>
+        <w:tc>
+          <w:tcPr/>
+          <w:p>
+            <w:pPr>
+              <w:pStyle w:val="Compact"/>
+            </w:pPr>
+            <w:r>
+              <w:rPr>
+                <w:b/>
+                <w:bCs/>
+              </w:rPr>
+              <w:t xml:space="preserve">Validation</w:t>
+            </w:r>
+          </w:p>
+        </w:tc>
+        <w:tc>
+          <w:tcPr/>
+          <w:p>
+            <w:pPr>
+              <w:pStyle w:val="Compact"/>
+            </w:pPr>
+            <w:r>
+              <w:t xml:space="preserve">face validity vs IPC geography</w:t>
+            </w:r>
+          </w:p>
+        </w:tc>
+        <w:tc>
+          <w:tcPr/>
+          <w:p>
+            <w:pPr>
+              <w:pStyle w:val="Compact"/>
+            </w:pPr>
+            <w:r>
+              <w:t xml:space="preserve">quantitative validation against observed losses and displacement (EM-DAT, DesInventar Tanzania) [20]</w:t>
+            </w:r>
+          </w:p>
+        </w:tc>
+      </w:tr>
+      <w:tr>
+        <w:tc>
+          <w:tcPr/>
+          <w:p>
+            <w:pPr>
+              <w:pStyle w:val="Compact"/>
+            </w:pPr>
+            <w:r>
+              <w:rPr>
+                <w:b/>
+                <w:bCs/>
+              </w:rPr>
+              <w:t xml:space="preserve">Sensitivity</w:t>
+            </w:r>
+          </w:p>
+        </w:tc>
+        <w:tc>
+          <w:tcPr/>
+          <w:p>
+            <w:pPr>
+              <w:pStyle w:val="Compact"/>
+            </w:pPr>
+            <w:r>
+              <w:t xml:space="preserve">drought weights an explicit choice</w:t>
+            </w:r>
+          </w:p>
+        </w:tc>
+        <w:tc>
+          <w:tcPr/>
+          <w:p>
+            <w:pPr>
+              <w:pStyle w:val="Compact"/>
+            </w:pPr>
+            <w:r>
+              <w:t xml:space="preserve">full sensitivity analysis of which indicators and weights move risk</w:t>
+            </w:r>
+          </w:p>
+        </w:tc>
+      </w:tr>
+      <w:tr>
+        <w:tc>
+          <w:tcPr/>
+          <w:p>
+            <w:pPr>
+              <w:pStyle w:val="Compact"/>
+            </w:pPr>
+            <w:r>
+              <w:rPr>
+                <w:b/>
+                <w:bCs/>
+              </w:rPr>
+              <w:t xml:space="preserve">Weighting (deviation-flagged)</w:t>
+            </w:r>
+          </w:p>
+        </w:tc>
+        <w:tc>
+          <w:tcPr/>
+          <w:p>
+            <w:pPr>
+              <w:pStyle w:val="Compact"/>
+            </w:pPr>
+            <w:r>
+              <w:t xml:space="preserve">equal weights within a category (INFORM default)</w:t>
+            </w:r>
+          </w:p>
+        </w:tc>
+        <w:tc>
+          <w:tcPr/>
+          <w:p>
+            <w:pPr>
+              <w:pStyle w:val="Compact"/>
+            </w:pPr>
+            <w:r>
+              <w:t xml:space="preserve">explore expert/data-driven weights as a</w:t>
+            </w:r>
+            <w:r>
+              <w:t xml:space="preserve"> </w:t>
+            </w:r>
+            <w:r>
+              <w:rPr>
+                <w:b/>
+                <w:bCs/>
+              </w:rPr>
+              <w:t xml:space="preserve">separate, validated</w:t>
+            </w:r>
+            <w:r>
+              <w:t xml:space="preserve"> </w:t>
+            </w:r>
+            <w:r>
+              <w:t xml:space="preserve">option - never silently</w:t>
+            </w:r>
+          </w:p>
+        </w:tc>
+      </w:tr>
+    </w:tbl>
+    <w:bookmarkEnd w:id="23"/>
+    <w:bookmarkEnd w:id="24"/>
+    <w:bookmarkStart w:id="25" w:name="cross-cutting-insights-for-v2"/>
+    <w:p>
+      <w:pPr>
+        <w:pStyle w:val="Heading1"/>
+      </w:pPr>
+      <w:r>
+        <w:t xml:space="preserve">9. Cross-cutting insights for v2</w:t>
+      </w:r>
+    </w:p>
+    <w:p>
+      <w:pPr>
+        <w:pStyle w:val="FirstParagraph"/>
+      </w:pPr>
+      <w:r>
+        <w:t xml:space="preserve">Three insights run across the register and shape the v2 design.</w:t>
+      </w:r>
+    </w:p>
+    <w:p>
+      <w:pPr>
+        <w:pStyle w:val="BodyText"/>
+      </w:pPr>
+      <w:r>
+        <w:rPr>
+          <w:b/>
+          <w:bCs/>
+        </w:rPr>
+        <w:t xml:space="preserve">1. Temporal comparability is a reference-range problem.</w:t>
+      </w:r>
+      <w:r>
+        <w:t xml:space="preserve"> </w:t>
+      </w:r>
+      <w:r>
+        <w:t xml:space="preserve">A Data-Range min-max re-standardises</w:t>
+      </w:r>
+      <w:r>
+        <w:t xml:space="preserve"> </w:t>
+      </w:r>
+      <w:r>
+        <w:rPr>
+          <w:i/>
+          <w:iCs/>
+        </w:rPr>
+        <w:t xml:space="preserve">every</w:t>
+      </w:r>
+      <w:r>
+        <w:t xml:space="preserve"> </w:t>
+      </w:r>
+      <w:r>
+        <w:t xml:space="preserve">unit whenever</w:t>
+      </w:r>
+      <w:r>
+        <w:t xml:space="preserve"> </w:t>
+      </w:r>
+      <w:r>
+        <w:rPr>
+          <w:i/>
+          <w:iCs/>
+        </w:rPr>
+        <w:t xml:space="preserve">any</w:t>
+      </w:r>
+      <w:r>
+        <w:t xml:space="preserve"> </w:t>
+      </w:r>
+      <w:r>
+        <w:t xml:space="preserve">unit’s data changes, so a district’s score can move even when its own reality did not.</w:t>
+      </w:r>
+      <w:r>
+        <w:t xml:space="preserve"> </w:t>
+      </w:r>
+      <w:r>
+        <w:t xml:space="preserve">For a model meant to answer</w:t>
+      </w:r>
+      <w:r>
+        <w:t xml:space="preserve"> </w:t>
+      </w:r>
+      <w:r>
+        <w:t xml:space="preserve">“is this place getting riskier?”</w:t>
+      </w:r>
+      <w:r>
+        <w:t xml:space="preserve">, that is a defect. v2’s adoption of</w:t>
+      </w:r>
+      <w:r>
+        <w:t xml:space="preserve"> </w:t>
+      </w:r>
+      <w:r>
+        <w:rPr>
+          <w:b/>
+          <w:bCs/>
+        </w:rPr>
+        <w:t xml:space="preserve">fixed</w:t>
+      </w:r>
+      <w:r>
+        <w:rPr>
+          <w:b/>
+          <w:bCs/>
+        </w:rPr>
+        <w:t xml:space="preserve"> </w:t>
+      </w:r>
+      <w:r>
+        <w:rPr>
+          <w:b/>
+          <w:bCs/>
+        </w:rPr>
+        <w:t xml:space="preserve">reference ranges</w:t>
+      </w:r>
+      <w:r>
+        <w:t xml:space="preserve"> </w:t>
+      </w:r>
+      <w:r>
+        <w:t xml:space="preserve">(Tier 1, #D/I) is therefore not cosmetic - it is what makes year-on-year and</w:t>
+      </w:r>
+      <w:r>
+        <w:t xml:space="preserve"> </w:t>
+      </w:r>
+      <w:r>
+        <w:t xml:space="preserve">pre/post-intervention comparison valid. This is the single most consequential engine-fidelity decision.</w:t>
+      </w:r>
+    </w:p>
+    <w:p>
+      <w:pPr>
+        <w:pStyle w:val="BodyText"/>
+      </w:pPr>
+      <w:r>
+        <w:rPr>
+          <w:b/>
+          <w:bCs/>
+        </w:rPr>
+        <w:t xml:space="preserve">2. Exposure must be hazard-specific or it misleads.</w:t>
+      </w:r>
+      <w:r>
+        <w:t xml:space="preserve"> </w:t>
+      </w:r>
+      <w:r>
+        <w:t xml:space="preserve">v1 multiplies hazards by one population-density</w:t>
+      </w:r>
+      <w:r>
+        <w:t xml:space="preserve"> </w:t>
+      </w:r>
+      <w:r>
+        <w:t xml:space="preserve">layer. But drought’s exposure is</w:t>
+      </w:r>
+      <w:r>
+        <w:t xml:space="preserve"> </w:t>
+      </w:r>
+      <w:r>
+        <w:rPr>
+          <w:b/>
+          <w:bCs/>
+        </w:rPr>
+        <w:t xml:space="preserve">agricultural</w:t>
+      </w:r>
+      <w:r>
+        <w:t xml:space="preserve"> </w:t>
+      </w:r>
+      <w:r>
+        <w:t xml:space="preserve">- cropland, livestock, rural livelihoods - not urban</w:t>
+      </w:r>
+      <w:r>
+        <w:t xml:space="preserve"> </w:t>
+      </w:r>
+      <w:r>
+        <w:t xml:space="preserve">population; a dense coastal city is highly</w:t>
+      </w:r>
+      <w:r>
+        <w:t xml:space="preserve"> </w:t>
+      </w:r>
+      <w:r>
+        <w:rPr>
+          <w:i/>
+          <w:iCs/>
+        </w:rPr>
+        <w:t xml:space="preserve">flood</w:t>
+      </w:r>
+      <w:r>
+        <w:t xml:space="preserve"> </w:t>
+      </w:r>
+      <w:r>
+        <w:t xml:space="preserve">and</w:t>
+      </w:r>
+      <w:r>
+        <w:t xml:space="preserve"> </w:t>
+      </w:r>
+      <w:r>
+        <w:rPr>
+          <w:i/>
+          <w:iCs/>
+        </w:rPr>
+        <w:t xml:space="preserve">heat</w:t>
+      </w:r>
+      <w:r>
+        <w:t xml:space="preserve"> </w:t>
+      </w:r>
+      <w:r>
+        <w:t xml:space="preserve">exposed but not</w:t>
+      </w:r>
+      <w:r>
+        <w:t xml:space="preserve"> </w:t>
+      </w:r>
+      <w:r>
+        <w:rPr>
+          <w:i/>
+          <w:iCs/>
+        </w:rPr>
+        <w:t xml:space="preserve">drought</w:t>
+      </w:r>
+      <w:r>
+        <w:t xml:space="preserve"> </w:t>
+      </w:r>
+      <w:r>
+        <w:t xml:space="preserve">exposed. Using a</w:t>
+      </w:r>
+      <w:r>
+        <w:t xml:space="preserve"> </w:t>
+      </w:r>
+      <w:r>
+        <w:t xml:space="preserve">single exposure layer is exactly what produced the Dar-es-Salaam drought artifact (Table 2). Hazard-specific</w:t>
+      </w:r>
+      <w:r>
+        <w:t xml:space="preserve"> </w:t>
+      </w:r>
+      <w:r>
+        <w:t xml:space="preserve">exposure (Tier 3) is the structural fix behind that symptom, not a cosmetic one.</w:t>
+      </w:r>
+    </w:p>
+    <w:p>
+      <w:pPr>
+        <w:pStyle w:val="BodyText"/>
+      </w:pPr>
+      <w:r>
+        <w:rPr>
+          <w:b/>
+          <w:bCs/>
+        </w:rPr>
+        <w:t xml:space="preserve">3. A risk index is only as credible as its validation.</w:t>
+      </w:r>
+      <w:r>
+        <w:t xml:space="preserve"> </w:t>
+      </w:r>
+      <w:r>
+        <w:t xml:space="preserve">The drought advancement is justified by face</w:t>
+      </w:r>
+      <w:r>
+        <w:t xml:space="preserve"> </w:t>
+      </w:r>
+      <w:r>
+        <w:t xml:space="preserve">validity against IPC/MUCHALI geography; that is necessary but not sufficient. v2 must validate the risk</w:t>
+      </w:r>
+      <w:r>
+        <w:t xml:space="preserve"> </w:t>
+      </w:r>
+      <w:r>
+        <w:t xml:space="preserve">score</w:t>
+      </w:r>
+      <w:r>
+        <w:t xml:space="preserve"> </w:t>
+      </w:r>
+      <w:r>
+        <w:rPr>
+          <w:b/>
+          <w:bCs/>
+        </w:rPr>
+        <w:t xml:space="preserve">quantitatively</w:t>
+      </w:r>
+      <w:r>
+        <w:t xml:space="preserve"> </w:t>
+      </w:r>
+      <w:r>
+        <w:t xml:space="preserve">against independent outcomes - recorded disaster losses, displacement,</w:t>
+      </w:r>
+      <w:r>
+        <w:t xml:space="preserve"> </w:t>
+      </w:r>
+      <w:r>
+        <w:t xml:space="preserve">food-insecurity caseloads - so</w:t>
+      </w:r>
+      <w:r>
+        <w:t xml:space="preserve"> </w:t>
+      </w:r>
+      <w:r>
+        <w:t xml:space="preserve">“risk”</w:t>
+      </w:r>
+      <w:r>
+        <w:t xml:space="preserve"> </w:t>
+      </w:r>
+      <w:r>
+        <w:t xml:space="preserve">is demonstrably predictive, not merely plausible. Without this, every</w:t>
+      </w:r>
+      <w:r>
+        <w:t xml:space="preserve"> </w:t>
+      </w:r>
+      <w:r>
+        <w:t xml:space="preserve">advancement is an assertion; with it, the model earns operational trust.</w:t>
+      </w:r>
+    </w:p>
+    <w:p>
+      <w:pPr>
+        <w:pStyle w:val="BodyText"/>
+      </w:pPr>
+      <w:r>
+        <w:t xml:space="preserve">Stable references, hazard-specific exposure, and outcome validation are the backbone of INFORM Calc</w:t>
+      </w:r>
+      <w:r>
+        <w:t xml:space="preserve"> </w:t>
+      </w:r>
+      <w:r>
+        <w:t xml:space="preserve">Engine v2.</w:t>
+      </w:r>
+    </w:p>
+    <w:bookmarkEnd w:id="25"/>
+    <w:bookmarkStart w:id="26" w:name="limitations-of-this-proposal"/>
+    <w:p>
+      <w:pPr>
+        <w:pStyle w:val="Heading1"/>
+      </w:pPr>
+      <w:r>
+        <w:t xml:space="preserve">10. Limitations of this proposal</w:t>
       </w:r>
     </w:p>
     <w:p>
@@ -3349,70 +5485,19 @@
           <w:b/>
           <w:bCs/>
         </w:rPr>
-        <w:t xml:space="preserve">Engine refinements deferred:</w:t>
-      </w:r>
-      <w:r>
-        <w:t xml:space="preserve"> </w:t>
-      </w:r>
-      <w:r>
-        <w:t xml:space="preserve">apply the workbook’s</w:t>
-      </w:r>
-      <w:r>
-        <w:t xml:space="preserve"> </w:t>
-      </w:r>
-      <w:r>
-        <w:rPr>
-          <w:b/>
-          <w:bCs/>
-        </w:rPr>
-        <w:t xml:space="preserve">Tukey IQR capping</w:t>
-      </w:r>
-      <w:r>
-        <w:t xml:space="preserve"> </w:t>
-      </w:r>
-      <w:r>
-        <w:t xml:space="preserve">to our recomputed series, and</w:t>
-      </w:r>
-      <w:r>
-        <w:t xml:space="preserve"> </w:t>
-      </w:r>
-      <w:r>
-        <w:t xml:space="preserve">decide per indicator between</w:t>
-      </w:r>
-      <w:r>
-        <w:t xml:space="preserve"> </w:t>
-      </w:r>
-      <w:r>
-        <w:rPr>
-          <w:b/>
-          <w:bCs/>
-        </w:rPr>
-        <w:t xml:space="preserve">Tanzania data-range</w:t>
-      </w:r>
-      <w:r>
-        <w:t xml:space="preserve"> </w:t>
-      </w:r>
-      <w:r>
-        <w:t xml:space="preserve">and</w:t>
-      </w:r>
-      <w:r>
-        <w:t xml:space="preserve"> </w:t>
-      </w:r>
-      <w:r>
-        <w:rPr>
-          <w:b/>
-          <w:bCs/>
-        </w:rPr>
-        <w:t xml:space="preserve">INFORM custom (fixed global/SADC) references</w:t>
-      </w:r>
-      <w:r>
-        <w:t xml:space="preserve">.</w:t>
-      </w:r>
-      <w:r>
-        <w:t xml:space="preserve"> </w:t>
-      </w:r>
-      <w:r>
-        <w:t xml:space="preserve">These change absolute 0-10 values and so are reserved for a future, separately-validated revision.</w:t>
+        <w:t xml:space="preserve">Weights</w:t>
+      </w:r>
+      <w:r>
+        <w:t xml:space="preserve"> </w:t>
+      </w:r>
+      <w:r>
+        <w:t xml:space="preserve">for the drought blend (0.30/0.20/0.15/0.35) are an explicit modelling choice; the sensitivity</w:t>
+      </w:r>
+      <w:r>
+        <w:t xml:space="preserve"> </w:t>
+      </w:r>
+      <w:r>
+        <w:t xml:space="preserve">analysis (Tier 4) is what will defend or revise them.</w:t>
       </w:r>
     </w:p>
     <w:p>
@@ -3428,35 +5513,19 @@
           <w:b/>
           <w:bCs/>
         </w:rPr>
-        <w:t xml:space="preserve">Drought exposure:</w:t>
-      </w:r>
-      <w:r>
-        <w:t xml:space="preserve"> </w:t>
-      </w:r>
-      <w:r>
-        <w:t xml:space="preserve">drought is currently a pure hazard; pairing it with</w:t>
-      </w:r>
-      <w:r>
-        <w:t xml:space="preserve"> </w:t>
-      </w:r>
-      <w:r>
-        <w:rPr>
-          <w:b/>
-          <w:bCs/>
-        </w:rPr>
-        <w:t xml:space="preserve">agricultural</w:t>
-      </w:r>
-      <w:r>
-        <w:t xml:space="preserve"> </w:t>
-      </w:r>
-      <w:r>
-        <w:t xml:space="preserve">exposure</w:t>
-      </w:r>
-      <w:r>
-        <w:t xml:space="preserve"> </w:t>
-      </w:r>
-      <w:r>
-        <w:t xml:space="preserve">(cropland/livestock, not urban population) is future work.</w:t>
+        <w:t xml:space="preserve">Raise-only</w:t>
+      </w:r>
+      <w:r>
+        <w:t xml:space="preserve"> </w:t>
+      </w:r>
+      <w:r>
+        <w:t xml:space="preserve">is honest but asymmetric: it cannot correct a documented-but-too-high value (the Dar</w:t>
+      </w:r>
+      <w:r>
+        <w:t xml:space="preserve"> </w:t>
+      </w:r>
+      <w:r>
+        <w:t xml:space="preserve">artifact), which is handled separately as a Data-Entry correction, not an advancement.</w:t>
       </w:r>
     </w:p>
     <w:p>
@@ -3468,17 +5537,23 @@
         </w:numPr>
       </w:pPr>
       <w:r>
-        <w:rPr>
-          <w:b/>
-          <w:bCs/>
-        </w:rPr>
-        <w:t xml:space="preserve">Weights:</w:t>
-      </w:r>
-      <w:r>
-        <w:t xml:space="preserve"> </w:t>
-      </w:r>
-      <w:r>
-        <w:t xml:space="preserve">the 0.30/0.20/0.15/0.35 blend is an explicit choice; a sensitivity analysis is planned.</w:t>
+        <w:t xml:space="preserve">The</w:t>
+      </w:r>
+      <w:r>
+        <w:t xml:space="preserve"> </w:t>
+      </w:r>
+      <w:r>
+        <w:rPr>
+          <w:b/>
+          <w:bCs/>
+        </w:rPr>
+        <w:t xml:space="preserve">register is not exhaustive</w:t>
+      </w:r>
+      <w:r>
+        <w:t xml:space="preserve"> </w:t>
+      </w:r>
+      <w:r>
+        <w:t xml:space="preserve">and is expected to grow; it is a working backlog, not a finished spec.</w:t>
       </w:r>
     </w:p>
     <w:p>
@@ -3490,49 +5565,33 @@
         </w:numPr>
       </w:pPr>
       <w:r>
-        <w:rPr>
-          <w:b/>
-          <w:bCs/>
-        </w:rPr>
-        <w:t xml:space="preserve">Wildfire, lightning, storms</w:t>
-      </w:r>
-      <w:r>
-        <w:t xml:space="preserve"> </w:t>
-      </w:r>
-      <w:r>
-        <w:t xml:space="preserve">remain documented overlays pending physical computation (MODIS/VIIRS,</w:t>
-      </w:r>
-      <w:r>
-        <w:t xml:space="preserve"> </w:t>
-      </w:r>
-      <w:r>
-        <w:t xml:space="preserve">flash-density, cyclone tracks); the USGS catalogue was used only to</w:t>
-      </w:r>
-      <w:r>
-        <w:t xml:space="preserve"> </w:t>
-      </w:r>
-      <w:r>
-        <w:rPr>
-          <w:b/>
-          <w:bCs/>
-        </w:rPr>
-        <w:t xml:space="preserve">cross-check</w:t>
-      </w:r>
-      <w:r>
-        <w:t xml:space="preserve"> </w:t>
-      </w:r>
-      <w:r>
-        <w:t xml:space="preserve">(not replace) the</w:t>
-      </w:r>
-      <w:r>
-        <w:t xml:space="preserve"> </w:t>
-      </w:r>
-      <w:r>
-        <w:t xml:space="preserve">earthquake overlay.</w:t>
+        <w:t xml:space="preserve">Every Tier-2/3/4 item is</w:t>
+      </w:r>
+      <w:r>
+        <w:t xml:space="preserve"> </w:t>
+      </w:r>
+      <w:r>
+        <w:rPr>
+          <w:b/>
+          <w:bCs/>
+        </w:rPr>
+        <w:t xml:space="preserve">unvalidated</w:t>
+      </w:r>
+      <w:r>
+        <w:t xml:space="preserve"> </w:t>
+      </w:r>
+      <w:r>
+        <w:t xml:space="preserve">until its own evidence passes review - listing it here is a</w:t>
+      </w:r>
+      <w:r>
+        <w:t xml:space="preserve"> </w:t>
+      </w:r>
+      <w:r>
+        <w:t xml:space="preserve">commitment to test it, not a claim that it is already right.</w:t>
       </w:r>
     </w:p>
-    <w:bookmarkEnd w:id="20"/>
-    <w:bookmarkStart w:id="21" w:name="references"/>
+    <w:bookmarkEnd w:id="26"/>
+    <w:bookmarkStart w:id="27" w:name="references"/>
     <w:p>
       <w:pPr>
         <w:pStyle w:val="Heading1"/>
@@ -3794,8 +5853,168 @@
       <w:r>
         <w:t xml:space="preserve">, 179-184.</w:t>
       </w:r>
+      <w:r>
+        <w:t xml:space="preserve"> </w:t>
+      </w:r>
+      <w:r>
+        <w:t xml:space="preserve">[13] Pagani, M. et al. (2018). Global Earthquake Model (GEM) seismic hazard map; Giardini, D. et al. (1999). The GSHAP global seismic hazard map.</w:t>
+      </w:r>
+      <w:r>
+        <w:t xml:space="preserve"> </w:t>
+      </w:r>
+      <w:r>
+        <w:rPr>
+          <w:i/>
+          <w:iCs/>
+        </w:rPr>
+        <w:t xml:space="preserve">Annali di Geofisica</w:t>
+      </w:r>
+      <w:r>
+        <w:t xml:space="preserve"> </w:t>
+      </w:r>
+      <w:r>
+        <w:t xml:space="preserve">42, 1225-1230.</w:t>
+      </w:r>
+      <w:r>
+        <w:t xml:space="preserve"> </w:t>
+      </w:r>
+      <w:r>
+        <w:t xml:space="preserve">[14] Dottori, F. et al. (2016). Development and evaluation of a framework for global flood hazard mapping.</w:t>
+      </w:r>
+      <w:r>
+        <w:t xml:space="preserve"> </w:t>
+      </w:r>
+      <w:r>
+        <w:rPr>
+          <w:i/>
+          <w:iCs/>
+        </w:rPr>
+        <w:t xml:space="preserve">Advances in Water Resources</w:t>
+      </w:r>
+      <w:r>
+        <w:t xml:space="preserve"> </w:t>
+      </w:r>
+      <w:r>
+        <w:t xml:space="preserve">94, 87-102 (JRC GloFAS).</w:t>
+      </w:r>
+      <w:r>
+        <w:t xml:space="preserve"> </w:t>
+      </w:r>
+      <w:r>
+        <w:t xml:space="preserve">[15] Giglio, L. et al. (2018). The Collection 6 MODIS burned area mapping algorithm and product (MCD64A1).</w:t>
+      </w:r>
+      <w:r>
+        <w:t xml:space="preserve"> </w:t>
+      </w:r>
+      <w:r>
+        <w:rPr>
+          <w:i/>
+          <w:iCs/>
+        </w:rPr>
+        <w:t xml:space="preserve">Remote Sensing of Environment</w:t>
+      </w:r>
+      <w:r>
+        <w:t xml:space="preserve"> </w:t>
+      </w:r>
+      <w:r>
+        <w:t xml:space="preserve">217, 72-85.</w:t>
+      </w:r>
+      <w:r>
+        <w:t xml:space="preserve"> </w:t>
+      </w:r>
+      <w:r>
+        <w:t xml:space="preserve">[16] Raleigh, C. et al. (2010). Introducing ACLED: an Armed Conflict Location and Event Dataset.</w:t>
+      </w:r>
+      <w:r>
+        <w:t xml:space="preserve"> </w:t>
+      </w:r>
+      <w:r>
+        <w:rPr>
+          <w:i/>
+          <w:iCs/>
+        </w:rPr>
+        <w:t xml:space="preserve">Journal of Peace Research</w:t>
+      </w:r>
+      <w:r>
+        <w:t xml:space="preserve"> </w:t>
+      </w:r>
+      <w:r>
+        <w:t xml:space="preserve">47, 651-660.</w:t>
+      </w:r>
+      <w:r>
+        <w:t xml:space="preserve"> </w:t>
+      </w:r>
+      <w:r>
+        <w:t xml:space="preserve">[17] Albrecht, R. I. et al. (2016). Where are the lightning hotspots on Earth?</w:t>
+      </w:r>
+      <w:r>
+        <w:t xml:space="preserve"> </w:t>
+      </w:r>
+      <w:r>
+        <w:rPr>
+          <w:i/>
+          <w:iCs/>
+        </w:rPr>
+        <w:t xml:space="preserve">Bulletin of the American Meteorological Society</w:t>
+      </w:r>
+      <w:r>
+        <w:t xml:space="preserve"> </w:t>
+      </w:r>
+      <w:r>
+        <w:t xml:space="preserve">97, 2051-2068 (LIS/OTD).</w:t>
+      </w:r>
+      <w:r>
+        <w:t xml:space="preserve"> </w:t>
+      </w:r>
+      <w:r>
+        <w:t xml:space="preserve">[18] Knapp, K. R. et al. (2010). The International Best Track Archive for Climate Stewardship (IBTrACS).</w:t>
+      </w:r>
+      <w:r>
+        <w:t xml:space="preserve"> </w:t>
+      </w:r>
+      <w:r>
+        <w:rPr>
+          <w:i/>
+          <w:iCs/>
+        </w:rPr>
+        <w:t xml:space="preserve">Bulletin of the American Meteorological Society</w:t>
+      </w:r>
+      <w:r>
+        <w:t xml:space="preserve"> </w:t>
+      </w:r>
+      <w:r>
+        <w:t xml:space="preserve">91, 363-376.</w:t>
+      </w:r>
+      <w:r>
+        <w:t xml:space="preserve"> </w:t>
+      </w:r>
+      <w:r>
+        <w:t xml:space="preserve">[19] Mora, C. et al. (2017). Global risk of deadly heat.</w:t>
+      </w:r>
+      <w:r>
+        <w:t xml:space="preserve"> </w:t>
+      </w:r>
+      <w:r>
+        <w:rPr>
+          <w:i/>
+          <w:iCs/>
+        </w:rPr>
+        <w:t xml:space="preserve">Nature Climate Change</w:t>
+      </w:r>
+      <w:r>
+        <w:t xml:space="preserve"> </w:t>
+      </w:r>
+      <w:r>
+        <w:t xml:space="preserve">7, 501-506.</w:t>
+      </w:r>
+      <w:r>
+        <w:t xml:space="preserve"> </w:t>
+      </w:r>
+      <w:r>
+        <w:t xml:space="preserve">[20] Guha-Sapir, D., Below, R. &amp; Hoyois, P. EM-DAT: The CRED/OFDA International Disaster Database; UNDRR DesInventar Sendai disaster-loss database.</w:t>
+      </w:r>
     </w:p>
-    <w:bookmarkEnd w:id="21"/>
+    <w:bookmarkEnd w:id="27"/>
     <w:sectPr>
       <w:footnotePr>
         <w:numRestart w:val="eachSect"/>

--- a/docs/HAZARD_ADVANCEMENT_PAPER.docx
+++ b/docs/HAZARD_ADVANCEMENT_PAPER.docx
@@ -3369,7 +3369,7 @@
       </w:r>
     </w:p>
     <w:bookmarkEnd w:id="19"/>
-    <w:bookmarkStart w:id="24" w:name="X86369422635db2b8486459af8fcdb262b9dafea"/>
+    <w:bookmarkStart w:id="25" w:name="X86369422635db2b8486459af8fcdb262b9dafea"/>
     <w:p>
       <w:pPr>
         <w:pStyle w:val="Heading1"/>
@@ -3459,7 +3459,7 @@
         <w:t xml:space="preserve">Nothing here changes the v1 engine; each item is implemented only after separate validation.</w:t>
       </w:r>
     </w:p>
-    <w:bookmarkStart w:id="20" w:name="Xd3e301540bc4b236e231ccb22749968076aea7c"/>
+    <w:bookmarkStart w:id="21" w:name="Xd3e301540bc4b236e231ccb22749968076aea7c"/>
     <w:p>
       <w:pPr>
         <w:pStyle w:val="Heading2"/>
@@ -4131,8 +4131,489 @@
         </w:tc>
       </w:tr>
     </w:tbl>
+    <w:bookmarkStart w:id="20" w:name="X640eb107cfea9e93d7c7d9b7b74e69f01fcd190"/>
+    <w:p>
+      <w:pPr>
+        <w:pStyle w:val="Heading3"/>
+      </w:pPr>
+      <w:r>
+        <w:t xml:space="preserve">Tier 1b - sparse-data fidelity and engine convergence (June 2026 audit)</w:t>
+      </w:r>
+    </w:p>
+    <w:p>
+      <w:pPr>
+        <w:pStyle w:val="FirstParagraph"/>
+      </w:pPr>
+      <w:r>
+        <w:t xml:space="preserve">A code audit of the two engines - the live</w:t>
+      </w:r>
+      <w:r>
+        <w:t xml:space="preserve"> </w:t>
+      </w:r>
+      <w:r>
+        <w:rPr>
+          <w:rStyle w:val="VerbatimChar"/>
+        </w:rPr>
+        <w:t xml:space="preserve">riskModel</w:t>
+      </w:r>
+      <w:r>
+        <w:t xml:space="preserve"> </w:t>
+      </w:r>
+      <w:r>
+        <w:t xml:space="preserve">and the formal</w:t>
+      </w:r>
+      <w:r>
+        <w:t xml:space="preserve"> </w:t>
+      </w:r>
+      <w:r>
+        <w:rPr>
+          <w:rStyle w:val="VerbatimChar"/>
+        </w:rPr>
+        <w:t xml:space="preserve">informCalculationEngine</w:t>
+      </w:r>
+      <w:r>
+        <w:t xml:space="preserve"> </w:t>
+      </w:r>
+      <w:r>
+        <w:t xml:space="preserve">-</w:t>
+      </w:r>
+      <w:r>
+        <w:t xml:space="preserve"> </w:t>
+      </w:r>
+      <w:r>
+        <w:t xml:space="preserve">surfaced four fidelity points on sparse or degenerate data. Two were aligned to the workbook</w:t>
+      </w:r>
+      <w:r>
+        <w:t xml:space="preserve"> </w:t>
+      </w:r>
+      <w:r>
+        <w:t xml:space="preserve">immediately (behaviour-neutral on the fully-populated dataset); two remain v2 decisions.</w:t>
+      </w:r>
+    </w:p>
+    <w:tbl>
+      <w:tblPr>
+        <w:tblStyle w:val="Table"/>
+        <w:tblW w:type="pct" w:w="5000"/>
+        <w:tblLayout w:type="fixed"/>
+        <w:tblLook w:firstRow="1" w:lastRow="0" w:firstColumn="0" w:lastColumn="0" w:noHBand="0" w:noVBand="0" w:val="0020"/>
+      </w:tblPr>
+      <w:tblGrid>
+        <w:gridCol w:w="1980"/>
+        <w:gridCol w:w="1980"/>
+        <w:gridCol w:w="1980"/>
+        <w:gridCol w:w="1980"/>
+      </w:tblGrid>
+      <w:tr>
+        <w:trPr>
+          <w:tblHeader w:val="on"/>
+        </w:trPr>
+        <w:tc>
+          <w:tcPr/>
+          <w:p>
+            <w:pPr>
+              <w:pStyle w:val="Compact"/>
+            </w:pPr>
+            <w:r>
+              <w:t xml:space="preserve">Finding</w:t>
+            </w:r>
+          </w:p>
+        </w:tc>
+        <w:tc>
+          <w:tcPr/>
+          <w:p>
+            <w:pPr>
+              <w:pStyle w:val="Compact"/>
+            </w:pPr>
+            <w:r>
+              <w:t xml:space="preserve">Workbook</w:t>
+            </w:r>
+          </w:p>
+        </w:tc>
+        <w:tc>
+          <w:tcPr/>
+          <w:p>
+            <w:pPr>
+              <w:pStyle w:val="Compact"/>
+            </w:pPr>
+            <w:r>
+              <w:t xml:space="preserve">Was</w:t>
+            </w:r>
+          </w:p>
+        </w:tc>
+        <w:tc>
+          <w:tcPr/>
+          <w:p>
+            <w:pPr>
+              <w:pStyle w:val="Compact"/>
+            </w:pPr>
+            <w:r>
+              <w:t xml:space="preserve">Now / v2</w:t>
+            </w:r>
+          </w:p>
+        </w:tc>
+      </w:tr>
+      <w:tr>
+        <w:tc>
+          <w:tcPr/>
+          <w:p>
+            <w:pPr>
+              <w:pStyle w:val="Compact"/>
+            </w:pPr>
+            <w:r>
+              <w:rPr>
+                <w:b/>
+                <w:bCs/>
+              </w:rPr>
+              <w:t xml:space="preserve">Dimension = 0 -&gt; risk</w:t>
+            </w:r>
+          </w:p>
+        </w:tc>
+        <w:tc>
+          <w:tcPr/>
+          <w:p>
+            <w:pPr>
+              <w:pStyle w:val="Compact"/>
+            </w:pPr>
+            <w:r>
+              <w:t xml:space="preserve">0 (</w:t>
+            </w:r>
+            <w:r>
+              <w:rPr>
+                <w:rStyle w:val="VerbatimChar"/>
+              </w:rPr>
+              <w:t xml:space="preserve">0^(1/3)=0</w:t>
+            </w:r>
+            <w:r>
+              <w:t xml:space="preserve">)</w:t>
+            </w:r>
+          </w:p>
+        </w:tc>
+        <w:tc>
+          <w:tcPr/>
+          <w:p>
+            <w:pPr>
+              <w:pStyle w:val="Compact"/>
+            </w:pPr>
+            <w:r>
+              <w:t xml:space="preserve">formal engine returned null via a</w:t>
+            </w:r>
+            <w:r>
+              <w:t xml:space="preserve"> </w:t>
+            </w:r>
+            <w:r>
+              <w:rPr>
+                <w:rStyle w:val="VerbatimChar"/>
+              </w:rPr>
+              <w:t xml:space="preserve">&gt;0</w:t>
+            </w:r>
+            <w:r>
+              <w:t xml:space="preserve"> </w:t>
+            </w:r>
+            <w:r>
+              <w:t xml:space="preserve">guard; the live engine already returned 0</w:t>
+            </w:r>
+          </w:p>
+        </w:tc>
+        <w:tc>
+          <w:tcPr/>
+          <w:p>
+            <w:pPr>
+              <w:pStyle w:val="Compact"/>
+            </w:pPr>
+            <w:r>
+              <w:rPr>
+                <w:b/>
+                <w:bCs/>
+              </w:rPr>
+              <w:t xml:space="preserve">Resolved</w:t>
+            </w:r>
+            <w:r>
+              <w:t xml:space="preserve"> </w:t>
+            </w:r>
+            <w:r>
+              <w:t xml:space="preserve">- guard dropped, both engines now return 0</w:t>
+            </w:r>
+          </w:p>
+        </w:tc>
+      </w:tr>
+      <w:tr>
+        <w:tc>
+          <w:tcPr/>
+          <w:p>
+            <w:pPr>
+              <w:pStyle w:val="Compact"/>
+            </w:pPr>
+            <w:r>
+              <w:rPr>
+                <w:b/>
+                <w:bCs/>
+              </w:rPr>
+              <w:t xml:space="preserve">Category weighting</w:t>
+            </w:r>
+          </w:p>
+        </w:tc>
+        <w:tc>
+          <w:tcPr/>
+          <w:p>
+            <w:pPr>
+              <w:pStyle w:val="Compact"/>
+            </w:pPr>
+            <w:r>
+              <w:t xml:space="preserve">unweighted (equal)</w:t>
+            </w:r>
+          </w:p>
+        </w:tc>
+        <w:tc>
+          <w:tcPr/>
+          <w:p>
+            <w:pPr>
+              <w:pStyle w:val="Compact"/>
+            </w:pPr>
+            <w:r>
+              <w:t xml:space="preserve">formal engine passed 0.5/0.5 weights into the geomean (identical at equal, divergent if changed)</w:t>
+            </w:r>
+          </w:p>
+        </w:tc>
+        <w:tc>
+          <w:tcPr/>
+          <w:p>
+            <w:pPr>
+              <w:pStyle w:val="Compact"/>
+            </w:pPr>
+            <w:r>
+              <w:rPr>
+                <w:b/>
+                <w:bCs/>
+              </w:rPr>
+              <w:t xml:space="preserve">Resolved</w:t>
+            </w:r>
+            <w:r>
+              <w:t xml:space="preserve"> </w:t>
+            </w:r>
+            <w:r>
+              <w:t xml:space="preserve">- dimension geomean hardwired unweighted; weighting is a flagged v2 deviation only</w:t>
+            </w:r>
+          </w:p>
+        </w:tc>
+      </w:tr>
+      <w:tr>
+        <w:tc>
+          <w:tcPr/>
+          <w:p>
+            <w:pPr>
+              <w:pStyle w:val="Compact"/>
+            </w:pPr>
+            <w:r>
+              <w:rPr>
+                <w:b/>
+                <w:bCs/>
+              </w:rPr>
+              <w:t xml:space="preserve">Missing whole category</w:t>
+            </w:r>
+          </w:p>
+        </w:tc>
+        <w:tc>
+          <w:tcPr/>
+          <w:p>
+            <w:pPr>
+              <w:pStyle w:val="Compact"/>
+            </w:pPr>
+            <w:r>
+              <w:t xml:space="preserve">category</w:t>
+            </w:r>
+            <w:r>
+              <w:t xml:space="preserve"> </w:t>
+            </w:r>
+            <w:r>
+              <w:rPr>
+                <w:rStyle w:val="VerbatimChar"/>
+              </w:rPr>
+              <w:t xml:space="preserve">AVERAGE</w:t>
+            </w:r>
+            <w:r>
+              <w:t xml:space="preserve"> </w:t>
+            </w:r>
+            <w:r>
+              <w:t xml:space="preserve">errors, dimension blanks</w:t>
+            </w:r>
+          </w:p>
+        </w:tc>
+        <w:tc>
+          <w:tcPr/>
+          <w:p>
+            <w:pPr>
+              <w:pStyle w:val="Compact"/>
+            </w:pPr>
+            <w:r>
+              <w:t xml:space="preserve">both engines degrade to the single present category</w:t>
+            </w:r>
+          </w:p>
+        </w:tc>
+        <w:tc>
+          <w:tcPr/>
+          <w:p>
+            <w:pPr>
+              <w:pStyle w:val="Compact"/>
+            </w:pPr>
+            <w:r>
+              <w:rPr>
+                <w:b/>
+                <w:bCs/>
+              </w:rPr>
+              <w:t xml:space="preserve">v2 decision</w:t>
+            </w:r>
+            <w:r>
+              <w:t xml:space="preserve"> </w:t>
+            </w:r>
+            <w:r>
+              <w:t xml:space="preserve">- replicate the blank (strict) or keep the graceful fallback and document it</w:t>
+            </w:r>
+          </w:p>
+        </w:tc>
+      </w:tr>
+      <w:tr>
+        <w:tc>
+          <w:tcPr/>
+          <w:p>
+            <w:pPr>
+              <w:pStyle w:val="Compact"/>
+            </w:pPr>
+            <w:r>
+              <w:rPr>
+                <w:b/>
+                <w:bCs/>
+              </w:rPr>
+              <w:t xml:space="preserve">Two engines of record</w:t>
+            </w:r>
+          </w:p>
+        </w:tc>
+        <w:tc>
+          <w:tcPr/>
+          <w:p>
+            <w:pPr>
+              <w:pStyle w:val="Compact"/>
+            </w:pPr>
+            <w:r>
+              <w:t xml:space="preserve">one workbook</w:t>
+            </w:r>
+          </w:p>
+        </w:tc>
+        <w:tc>
+          <w:tcPr/>
+          <w:p>
+            <w:pPr>
+              <w:pStyle w:val="Compact"/>
+            </w:pPr>
+            <w:r>
+              <w:t xml:space="preserve">live</w:t>
+            </w:r>
+            <w:r>
+              <w:t xml:space="preserve"> </w:t>
+            </w:r>
+            <w:r>
+              <w:rPr>
+                <w:rStyle w:val="VerbatimChar"/>
+              </w:rPr>
+              <w:t xml:space="preserve">riskModel</w:t>
+            </w:r>
+            <w:r>
+              <w:t xml:space="preserve"> </w:t>
+            </w:r>
+            <w:r>
+              <w:t xml:space="preserve">and formal</w:t>
+            </w:r>
+            <w:r>
+              <w:t xml:space="preserve"> </w:t>
+            </w:r>
+            <w:r>
+              <w:rPr>
+                <w:rStyle w:val="VerbatimChar"/>
+              </w:rPr>
+              <w:t xml:space="preserve">informCalculationEngine</w:t>
+            </w:r>
+            <w:r>
+              <w:t xml:space="preserve"> </w:t>
+            </w:r>
+            <w:r>
+              <w:t xml:space="preserve">agree on populated data, diverge on edge cases</w:t>
+            </w:r>
+          </w:p>
+        </w:tc>
+        <w:tc>
+          <w:tcPr/>
+          <w:p>
+            <w:pPr>
+              <w:pStyle w:val="Compact"/>
+            </w:pPr>
+            <w:r>
+              <w:rPr>
+                <w:b/>
+                <w:bCs/>
+              </w:rPr>
+              <w:t xml:space="preserve">Partly</w:t>
+            </w:r>
+            <w:r>
+              <w:t xml:space="preserve"> </w:t>
+            </w:r>
+            <w:r>
+              <w:t xml:space="preserve">- the workbook-golden fixture now guards</w:t>
+            </w:r>
+            <w:r>
+              <w:t xml:space="preserve"> </w:t>
+            </w:r>
+            <w:r>
+              <w:rPr>
+                <w:b/>
+                <w:bCs/>
+              </w:rPr>
+              <w:t xml:space="preserve">both</w:t>
+            </w:r>
+            <w:r>
+              <w:t xml:space="preserve">; converging to one engine is v2</w:t>
+            </w:r>
+          </w:p>
+        </w:tc>
+      </w:tr>
+    </w:tbl>
+    <w:p>
+      <w:pPr>
+        <w:pStyle w:val="BodyText"/>
+      </w:pPr>
+      <w:r>
+        <w:t xml:space="preserve">Equal weights and full data masked all four; only an explicit audit against the workbook’s own</w:t>
+      </w:r>
+      <w:r>
+        <w:t xml:space="preserve"> </w:t>
+      </w:r>
+      <w:r>
+        <w:t xml:space="preserve">sparse-data behaviour exposes them. The golden fixture (the workbook’s cached rows) is now the</w:t>
+      </w:r>
+      <w:r>
+        <w:t xml:space="preserve"> </w:t>
+      </w:r>
+      <w:r>
+        <w:t xml:space="preserve">regression guard pinning</w:t>
+      </w:r>
+      <w:r>
+        <w:t xml:space="preserve"> </w:t>
+      </w:r>
+      <w:r>
+        <w:rPr>
+          <w:b/>
+          <w:bCs/>
+        </w:rPr>
+        <w:t xml:space="preserve">both</w:t>
+      </w:r>
+      <w:r>
+        <w:t xml:space="preserve"> </w:t>
+      </w:r>
+      <w:r>
+        <w:t xml:space="preserve">engines to the workbook.</w:t>
+      </w:r>
+    </w:p>
     <w:bookmarkEnd w:id="20"/>
-    <w:bookmarkStart w:id="21" w:name="X29f4525e1c0f84775e5cb09be55fe22d2bbf44a"/>
+    <w:bookmarkEnd w:id="21"/>
+    <w:bookmarkStart w:id="22" w:name="X29f4525e1c0f84775e5cb09be55fe22d2bbf44a"/>
     <w:p>
       <w:pPr>
         <w:pStyle w:val="Heading2"/>
@@ -4692,8 +5173,8 @@
         </w:tc>
       </w:tr>
     </w:tbl>
-    <w:bookmarkEnd w:id="21"/>
-    <w:bookmarkStart w:id="22" w:name="Xd3c75fb4465274c559a4d15f3546d19a5fb94a9"/>
+    <w:bookmarkEnd w:id="22"/>
+    <w:bookmarkStart w:id="23" w:name="Xd3c75fb4465274c559a4d15f3546d19a5fb94a9"/>
     <w:p>
       <w:pPr>
         <w:pStyle w:val="Heading2"/>
@@ -4870,8 +5351,8 @@
         </w:tc>
       </w:tr>
     </w:tbl>
-    <w:bookmarkEnd w:id="22"/>
-    <w:bookmarkStart w:id="23" w:name="X3341492e1858b3b654f465a1966e79d3b6b1991"/>
+    <w:bookmarkEnd w:id="23"/>
+    <w:bookmarkStart w:id="24" w:name="X3341492e1858b3b654f465a1966e79d3b6b1991"/>
     <w:p>
       <w:pPr>
         <w:pStyle w:val="Heading2"/>
@@ -5152,9 +5633,9 @@
         </w:tc>
       </w:tr>
     </w:tbl>
-    <w:bookmarkEnd w:id="23"/>
     <w:bookmarkEnd w:id="24"/>
-    <w:bookmarkStart w:id="25" w:name="cross-cutting-insights-for-v2"/>
+    <w:bookmarkEnd w:id="25"/>
+    <w:bookmarkStart w:id="26" w:name="cross-cutting-insights-for-v2"/>
     <w:p>
       <w:pPr>
         <w:pStyle w:val="Heading1"/>
@@ -5462,8 +5943,8 @@
         <w:t xml:space="preserve">Engine v2.</w:t>
       </w:r>
     </w:p>
-    <w:bookmarkEnd w:id="25"/>
-    <w:bookmarkStart w:id="26" w:name="limitations-of-this-proposal"/>
+    <w:bookmarkEnd w:id="26"/>
+    <w:bookmarkStart w:id="27" w:name="limitations-of-this-proposal"/>
     <w:p>
       <w:pPr>
         <w:pStyle w:val="Heading1"/>
@@ -5590,8 +6071,8 @@
         <w:t xml:space="preserve">commitment to test it, not a claim that it is already right.</w:t>
       </w:r>
     </w:p>
-    <w:bookmarkEnd w:id="26"/>
-    <w:bookmarkStart w:id="27" w:name="references"/>
+    <w:bookmarkEnd w:id="27"/>
+    <w:bookmarkStart w:id="28" w:name="references"/>
     <w:p>
       <w:pPr>
         <w:pStyle w:val="Heading1"/>
@@ -6014,7 +6495,7 @@
         <w:t xml:space="preserve">[20] Guha-Sapir, D., Below, R. &amp; Hoyois, P. EM-DAT: The CRED/OFDA International Disaster Database; UNDRR DesInventar Sendai disaster-loss database.</w:t>
       </w:r>
     </w:p>
-    <w:bookmarkEnd w:id="27"/>
+    <w:bookmarkEnd w:id="28"/>
     <w:sectPr>
       <w:footnotePr>
         <w:numRestart w:val="eachSect"/>
